--- a/rapports/16_02_2026/AGATHE/coh_EQ4_sup_015203020088.docx
+++ b/rapports/16_02_2026/AGATHE/coh_EQ4_sup_015203020088.docx
@@ -25,7 +25,7 @@
         <w:br/>
         <w:t>Grappe: 015203020088</w:t>
         <w:br/>
-        <w:t>Date: 16/02/2026 a 12:41</w:t>
+        <w:t>Date: 16/02/2026 a 12:58</w:t>
       </w:r>
     </w:p>
     <w:p/>

--- a/rapports/16_02_2026/AGATHE/coh_EQ4_sup_015203020088.docx
+++ b/rapports/16_02_2026/AGATHE/coh_EQ4_sup_015203020088.docx
@@ -25,7 +25,7 @@
         <w:br/>
         <w:t>Grappe: 015203020088</w:t>
         <w:br/>
-        <w:t>Date: 16/02/2026 a 12:58</w:t>
+        <w:t>Date: 16/02/2026 a 13:06</w:t>
       </w:r>
     </w:p>
     <w:p/>
@@ -119,7 +119,7 @@
           </w:tcPr>
           <w:p>
             <w:r>
-              <w:t>24</w:t>
+              <w:t>23</w:t>
             </w:r>
           </w:p>
         </w:tc>
@@ -188,70 +188,6 @@
                 <w:color w:val="FFFFFF"/>
               </w:rPr>
               <w:t>Nb erreurs</w:t>
-            </w:r>
-          </w:p>
-        </w:tc>
-      </w:tr>
-      <w:tr>
-        <w:tc>
-          <w:tcPr>
-            <w:tcW w:type="dxa" w:w="3324"/>
-          </w:tcPr>
-          <w:p>
-            <w:r>
-              <w:t>Section0</w:t>
-            </w:r>
-          </w:p>
-        </w:tc>
-        <w:tc>
-          <w:tcPr>
-            <w:tcW w:type="dxa" w:w="3324"/>
-          </w:tcPr>
-          <w:p>
-            <w:r>
-              <w:t>Identification et renseignements de controle</w:t>
-            </w:r>
-          </w:p>
-        </w:tc>
-        <w:tc>
-          <w:tcPr>
-            <w:tcW w:type="dxa" w:w="3324"/>
-          </w:tcPr>
-          <w:p>
-            <w:r>
-              <w:t>12</w:t>
-            </w:r>
-          </w:p>
-        </w:tc>
-      </w:tr>
-      <w:tr>
-        <w:tc>
-          <w:tcPr>
-            <w:tcW w:type="dxa" w:w="3324"/>
-          </w:tcPr>
-          <w:p>
-            <w:r>
-              <w:t>Section1</w:t>
-            </w:r>
-          </w:p>
-        </w:tc>
-        <w:tc>
-          <w:tcPr>
-            <w:tcW w:type="dxa" w:w="3324"/>
-          </w:tcPr>
-          <w:p>
-            <w:r>
-              <w:t>Caracteristiques des membres</w:t>
-            </w:r>
-          </w:p>
-        </w:tc>
-        <w:tc>
-          <w:tcPr>
-            <w:tcW w:type="dxa" w:w="3324"/>
-          </w:tcPr>
-          <w:p>
-            <w:r>
-              <w:t>12</w:t>
             </w:r>
           </w:p>
         </w:tc>
@@ -359,6 +295,38 @@
           </w:tcPr>
           <w:p>
             <w:r>
+              <w:t>Section0</w:t>
+            </w:r>
+          </w:p>
+        </w:tc>
+        <w:tc>
+          <w:tcPr>
+            <w:tcW w:type="dxa" w:w="3324"/>
+          </w:tcPr>
+          <w:p>
+            <w:r>
+              <w:t>Identification et renseignements de controle</w:t>
+            </w:r>
+          </w:p>
+        </w:tc>
+        <w:tc>
+          <w:tcPr>
+            <w:tcW w:type="dxa" w:w="3324"/>
+          </w:tcPr>
+          <w:p>
+            <w:r>
+              <w:t>11</w:t>
+            </w:r>
+          </w:p>
+        </w:tc>
+      </w:tr>
+      <w:tr>
+        <w:tc>
+          <w:tcPr>
+            <w:tcW w:type="dxa" w:w="3324"/>
+          </w:tcPr>
+          <w:p>
+            <w:r>
               <w:t>Section14</w:t>
             </w:r>
           </w:p>
@@ -391,7 +359,7 @@
           </w:tcPr>
           <w:p>
             <w:r>
-              <w:t>Section12</w:t>
+              <w:t>Section1</w:t>
             </w:r>
           </w:p>
         </w:tc>
@@ -401,7 +369,7 @@
           </w:tcPr>
           <w:p>
             <w:r>
-              <w:t>Actifs du menage</w:t>
+              <w:t>Caracteristiques des membres</w:t>
             </w:r>
           </w:p>
         </w:tc>
@@ -411,7 +379,7 @@
           </w:tcPr>
           <w:p>
             <w:r>
-              <w:t>10</w:t>
+              <w:t>8</w:t>
             </w:r>
           </w:p>
         </w:tc>
@@ -434,38 +402,6 @@
           <w:p>
             <w:r>
               <w:t>Emploi</w:t>
-            </w:r>
-          </w:p>
-        </w:tc>
-        <w:tc>
-          <w:tcPr>
-            <w:tcW w:type="dxa" w:w="3324"/>
-          </w:tcPr>
-          <w:p>
-            <w:r>
-              <w:t>9</w:t>
-            </w:r>
-          </w:p>
-        </w:tc>
-      </w:tr>
-      <w:tr>
-        <w:tc>
-          <w:tcPr>
-            <w:tcW w:type="dxa" w:w="3324"/>
-          </w:tcPr>
-          <w:p>
-            <w:r>
-              <w:t>Section11</w:t>
-            </w:r>
-          </w:p>
-        </w:tc>
-        <w:tc>
-          <w:tcPr>
-            <w:tcW w:type="dxa" w:w="3324"/>
-          </w:tcPr>
-          <w:p>
-            <w:r>
-              <w:t>Caracteristiques logement</w:t>
             </w:r>
           </w:p>
         </w:tc>
@@ -508,6 +444,70 @@
           <w:p>
             <w:r>
               <w:t>6</w:t>
+            </w:r>
+          </w:p>
+        </w:tc>
+      </w:tr>
+      <w:tr>
+        <w:tc>
+          <w:tcPr>
+            <w:tcW w:type="dxa" w:w="3324"/>
+          </w:tcPr>
+          <w:p>
+            <w:r>
+              <w:t>Section11</w:t>
+            </w:r>
+          </w:p>
+        </w:tc>
+        <w:tc>
+          <w:tcPr>
+            <w:tcW w:type="dxa" w:w="3324"/>
+          </w:tcPr>
+          <w:p>
+            <w:r>
+              <w:t>Caracteristiques logement</w:t>
+            </w:r>
+          </w:p>
+        </w:tc>
+        <w:tc>
+          <w:tcPr>
+            <w:tcW w:type="dxa" w:w="3324"/>
+          </w:tcPr>
+          <w:p>
+            <w:r>
+              <w:t>5</w:t>
+            </w:r>
+          </w:p>
+        </w:tc>
+      </w:tr>
+      <w:tr>
+        <w:tc>
+          <w:tcPr>
+            <w:tcW w:type="dxa" w:w="3324"/>
+          </w:tcPr>
+          <w:p>
+            <w:r>
+              <w:t>Section12</w:t>
+            </w:r>
+          </w:p>
+        </w:tc>
+        <w:tc>
+          <w:tcPr>
+            <w:tcW w:type="dxa" w:w="3324"/>
+          </w:tcPr>
+          <w:p>
+            <w:r>
+              <w:t>Actifs du menage</w:t>
+            </w:r>
+          </w:p>
+        </w:tc>
+        <w:tc>
+          <w:tcPr>
+            <w:tcW w:type="dxa" w:w="3324"/>
+          </w:tcPr>
+          <w:p>
+            <w:r>
+              <w:t>5</w:t>
             </w:r>
           </w:p>
         </w:tc>
@@ -860,27 +860,6 @@
           <w:color w:val="4672C4"/>
           <w:sz w:val="22"/>
         </w:rPr>
-        <w:t>&gt;&gt; Section1 - Caracteristiques des membres</w:t>
-      </w:r>
-    </w:p>
-    <w:p>
-      <w:pPr>
-        <w:ind w:left="283"/>
-      </w:pPr>
-      <w:r>
-        <w:rPr>
-          <w:sz w:val="20"/>
-        </w:rPr>
-        <w:t>- Les informations sur l'acte de naissance (ni Jours, ni mois et ni années) de  BALLA NDIAYE  manquent, s'il vous plait pouvez-vous fournir d'effort pour avoir ces informations.</w:t>
-      </w:r>
-    </w:p>
-    <w:p>
-      <w:r>
-        <w:rPr>
-          <w:b/>
-          <w:color w:val="4672C4"/>
-          <w:sz w:val="22"/>
-        </w:rPr>
         <w:t>&gt;&gt; Section2 - Education</w:t>
       </w:r>
     </w:p>
@@ -898,32 +877,11 @@
         <w:br/>
         <w:t xml:space="preserve">- Peu probable! BALLA NDIAYE  n'arrive pas  à comprendre un petit texte lu dans une langue locale (s02q03). Veuillez corriger ou donner des explications au QG. Peu probable! BALLA NDIAYE  ne sait ni lire, ni écrire, ni comprendre dans aucune des langues  (s02q01,s02q02,s02q03). Veuillez corriger ou donner des explications au QG. </w:t>
         <w:br/>
-        <w:t xml:space="preserve">- Peu probable! CHEIKH FALL  n'arrive pas  à comprendre un petit texte lu dans une langue locale (s02q03). Veuillez corriger ou donner des explications au QG. </w:t>
+        <w:t xml:space="preserve">- Peu probable! CHEIKH FALL  n'arrive pas  à comprendre un petit texte lu dans une langue locale (s02q03). Veuillez corriger ou donner des explications au QG. Peu probable! CHEIKH FALL  ne sait ni lire, ni écrire, ni comprendre dans aucune des langues  (s02q01,s02q02,s02q03). Veuillez corriger ou donner des explications au QG. </w:t>
         <w:br/>
         <w:t xml:space="preserve">- Peu probable! MATY FALL  n'arrive pas  à comprendre un petit texte lu dans une langue locale (s02q03). Veuillez corriger ou donner des explications au QG. </w:t>
         <w:br/>
         <w:t>- Peu probable! SOUKEY CISS  n'arrive pas  à comprendre un petit texte lu dans une langue locale (s02q03). Veuillez corriger ou donner des explications au QG. Peu probable! SOUKEY CISS  ne sait ni lire, ni écrire, ni comprendre dans aucune des langues  (s02q01,s02q02,s02q03). Veuillez corriger ou donner des explications au QG.</w:t>
-      </w:r>
-    </w:p>
-    <w:p>
-      <w:r>
-        <w:rPr>
-          <w:b/>
-          <w:color w:val="4672C4"/>
-          <w:sz w:val="22"/>
-        </w:rPr>
-        <w:t>&gt;&gt; Section4a - Emploi</w:t>
-      </w:r>
-    </w:p>
-    <w:p>
-      <w:pPr>
-        <w:ind w:left="283"/>
-      </w:pPr>
-      <w:r>
-        <w:rPr>
-          <w:sz w:val="20"/>
-        </w:rPr>
-        <w:t>- Avertissement! Généralement les jeunes hommes (10 à 25ans) font des travaux ménager soit apprendre les enfants à reviser leurs léçons ou d'autres cours, CHEIKH FALL n'a consacré aucune heure pour les travaux cités en s04q01, s04q02, s04q03, s04q04, s04q05, s04q06, s04q07 et s04q08.Prière de regarder pour corriger ou confirmer avec le QG.</w:t>
       </w:r>
     </w:p>
     <w:p>
@@ -944,7 +902,7 @@
         <w:rPr>
           <w:sz w:val="20"/>
         </w:rPr>
-        <w:t>- Attention ! Le prix unitaire d'achat (100 Fcfa) de Sel en Sachets (Tres petit) est relativement élevé par rapport aux autres prix observés dans cette zone. Prière de corriger ou de confirmer avec le QG. Attention ! Le prix unitaire d'achat (50 Fcfa) de Feuilles de  Haricot en Tas (Petit) est relativement faible par rapport aux autres prix observés dans cette zone. Prière de corriger ou de confirmer avec le QG. Attention ! Le prix unitaire d'achat (50 Fcfa) de Niébé/Haricots secs en Sachets (Tres petit) est relativement faible par rapport aux autres prix observés dans cette zone. Prière de corriger ou de confirmer avec le QG. Attention ! Le prix unitaire d'achat (50 Fcfa) de Tamarin noir en Sachets (Tres petit) est relativement faible par rapport aux autres prix observés dans cette zone. Prière de corriger ou de confirmer avec le QG. Avertissement!! La quantité (3.5 litre) du produit Huile de soja  consommée  par le ménage semble très élevé, prière de corriger ou confirmer avec le QG. Avertissement!!! Le ménage a consommé 0.12 Kg taille unique de Lait en poudre, cette quantité semble anormale pour une consommation des 7 derniers jours. prière de corriger ou de confirmer avec le QG. Avertissement!!! Le ménage a consommé 0.12 Litre taille unique de Huile de palme brute, cette quantité semble anormale pour une consommation des 7 derniers jours. prière de corriger ou de confirmer avec le QG. Attention ! Le prix unitaire d'achat (2916.667 Fcfa) de Huile de palme brute en Litre (taille unique) est relativement élevé par rapport aux autres prix observés dans cette zone. Prière de corriger ou de confirmer avec le QG. Avertissement!!! Le ménage a consommé 4 Cuillère Moyen de Pâte d'arachide, cette quantité semble anormale pour une consommation des 7 derniers jours. Etes vous sur d'avoir selectionner la bonne unitée ? prière de verifier et corriger. Incohérence!! Dans ce ménage, chaque individus consomme par jour 34.45214 Kg  de cereale; Prière de revoir les quantités prises de ces produits. Attention ! Le prix unitaire d'achat (600 Fcfa) de Riz importé parfumé en Kg (taille unique) est relativement élevé par rapport aux autres prix observés dans cette zone. Prière de corriger ou de confirmer avec le QG. Le prix d'achat unitaire (1 Fcfa) de Manioc en tubercules en Morceau (Portion) de taille Tres petit  est invraisemblable, prière de regarder les reponses prises dans les questions s07bq07a s07bq07b s07bq07c s07bq08 pour mieux corriger.</w:t>
+        <w:t>- Attention ! Le prix unitaire d'achat (150 Fcfa) de Farine de blé locale ou importée en Sachets (Petit) est relativement élevé par rapport aux autres prix observés dans cette zone. Prière de corriger ou de confirmer avec le QG. Attention ! Le prix unitaire d'achat (50 Fcfa) de Feuilles de  Haricot en Tas (Petit) est relativement faible par rapport aux autres prix observés dans cette zone. Prière de corriger ou de confirmer avec le QG. Attention ! Le prix unitaire d'achat (50 Fcfa) de Niébé/Haricots secs en Sachets (Petit) est relativement faible par rapport aux autres prix observés dans cette zone. Prière de corriger ou de confirmer avec le QG. Attention ! Soupçons de quantité anormale! Le ménage de BALLA NDIAYE avec une taille de 6 personnes a consommé 4 Sachets en Petit de Pâte d'arachide qui est relativement élevé comme consommation par rapport à la condition de vie des autres ménages de même taille dans cette zone. Prière de corriger ou de confirmer avec le QG. Avertissement!!! Le ménage a consommé 0.12 Kg taille unique de Lait en poudre, cette quantité semble anormale pour une consommation des 7 derniers jours. prière de corriger ou de confirmer avec le QG. Incohérence!! Dans ce ménage, chaque individus consomme par jour 64.69905 Kg  de cereale; Prière de revoir les quantités prises de ces produits. Attention ! Le prix unitaire d'achat (600 Fcfa) de Riz importé parfumé en Kg (taille unique) est relativement élevé par rapport aux autres prix observés dans cette zone. Prière de corriger ou de confirmer avec le QG. Le prix d'achat unitaire (1 Fcfa) de Manioc en tubercules en Morceau (Portion) de taille Petit  est invraisemblable, prière de regarder les reponses prises dans les questions s07bq07a s07bq07b s07bq07c s07bq08 pour mieux corriger. Attention ! Le prix unitaire d'achat (1 Fcfa) de Manioc en tubercules en Morceau (Portion) (Petit) est relativement faible par rapport aux autres prix observés dans cette zone. Prière de corriger ou de confirmer avec le QG.</w:t>
       </w:r>
     </w:p>
     <w:p>
@@ -1431,7 +1389,7 @@
         <w:rPr>
           <w:sz w:val="20"/>
         </w:rPr>
-        <w:t>- Attention ! Le prix unitaire d'achat (50 Fcfa) de Cube alimentaire (Maggi, Jumbo, ) en Cube (Petit) est relativement élevé par rapport aux autres prix observés dans cette zone. Prière de corriger ou de confirmer avec le QG. Attention ! Le prix unitaire d'achat (50 Fcfa) de Poireau en Tas (Petit) est relativement faible par rapport aux autres prix observés dans cette zone. Prière de corriger ou de confirmer avec le QG. Attention ! Le prix unitaire d'achat (500 Fcfa) de Capitaine frais en Pièce (Petit) est relativement élevé par rapport aux autres prix observés dans cette zone. Prière de corriger ou de confirmer avec le QG. Incohérence!! Dans ce ménage, chaque individus consomme par jour 90.81 Kg  de cereale; Prière de revoir les quantités prises de ces produits.</w:t>
+        <w:t>- Attention ! Le prix unitaire d'achat (500 Fcfa) de Capitaine frais en Pièce (Petit) est relativement élevé par rapport aux autres prix observés dans cette zone. Prière de corriger ou de confirmer avec le QG. Incohérence!! Dans ce ménage, chaque individus consomme par jour 146.5838 Kg  de cereale; Prière de revoir les quantités prises de ces produits.</w:t>
       </w:r>
     </w:p>
     <w:p>
@@ -1474,27 +1432,6 @@
           <w:sz w:val="20"/>
         </w:rPr>
         <w:t>- Difficile pour un ménage de ne pas avoir effectué de dépenses au cours de 3 derniers mois sur les produits/services cités (Section 9D), prière de revoir la section pour ce ménage.</w:t>
-      </w:r>
-    </w:p>
-    <w:p>
-      <w:r>
-        <w:rPr>
-          <w:b/>
-          <w:color w:val="4672C4"/>
-          <w:sz w:val="22"/>
-        </w:rPr>
-        <w:t>&gt;&gt; Section12 - Actifs du menage</w:t>
-      </w:r>
-    </w:p>
-    <w:p>
-      <w:pPr>
-        <w:ind w:left="283"/>
-      </w:pPr>
-      <w:r>
-        <w:rPr>
-          <w:sz w:val="20"/>
-        </w:rPr>
-        <w:t>- Avertissement!!! Le prix d'achat (8000) de l'article  Bonbonne de gaz est inférieur aux prix de revente (10000)  avec l'âge du bien atteignant 2 ans. Prière de vérifier ou confirmer avec l'enquêté et mettre les bonnes valeurs après verification, s'il le faut.</w:t>
       </w:r>
     </w:p>
     <w:p>
@@ -1861,27 +1798,6 @@
           <w:color w:val="4672C4"/>
           <w:sz w:val="22"/>
         </w:rPr>
-        <w:t>&gt;&gt; Section0 - Identification et renseignements de controle</w:t>
-      </w:r>
-    </w:p>
-    <w:p>
-      <w:pPr>
-        <w:ind w:left="283"/>
-      </w:pPr>
-      <w:r>
-        <w:rPr>
-          <w:sz w:val="20"/>
-        </w:rPr>
-        <w:t>- Le questionnaire semble ne pas être complètement fini mais le questionnaire est en statut complet, prière de compléter le questionnaire.</w:t>
-      </w:r>
-    </w:p>
-    <w:p>
-      <w:r>
-        <w:rPr>
-          <w:b/>
-          <w:color w:val="4672C4"/>
-          <w:sz w:val="22"/>
-        </w:rPr>
         <w:t>&gt;&gt; Section1 - Caracteristiques des membres</w:t>
       </w:r>
     </w:p>
@@ -1893,15 +1809,9 @@
         <w:rPr>
           <w:sz w:val="20"/>
         </w:rPr>
-        <w:t xml:space="preserve">- Avertissement!!!  ABDOU LAHAd CISSE  ne possède pas le téléphone android, a accès à l'internet , prière de confirmer cette information. </w:t>
+        <w:t xml:space="preserve">- Attention ! Le montant (5000 Fcfa) dépensé ou reçu en cadeau pour les cartes prépayées, les transferts de crédit et les abonnements de  MAMA CISSE est relativement élevé par rapport aux autres montants depansés observés dans cette zone. Prière de corriger ou de confirmer avec le QG. </w:t>
         <w:br/>
-        <w:t xml:space="preserve">-  Avertissement!!!  AWA CISSE  ne possède pas le téléphone android, a accès à l'internet , prière de confirmer cette information. Attention ! Le montant (5000 Fcfa) dépensé ou reçu en cadeau pour les cartes prépayées, les transferts de crédit et les abonnements de  AWA CISSE est relativement élevé par rapport aux autres montants depansés observés dans cette zone. Prière de corriger ou de confirmer avec le QG. </w:t>
-        <w:br/>
-        <w:t xml:space="preserve">-  Avertissement!!!  KHADIME CISSE  ne possède pas le téléphone android, a accès à l'internet , prière de confirmer cette information. </w:t>
-        <w:br/>
-        <w:t xml:space="preserve">-  Avertissement!!!  MAMA CISSE  ne possède pas le téléphone android, a accès à l'internet , prière de confirmer cette information. Attention ! Le montant (5000 Fcfa) dépensé ou reçu en cadeau pour les cartes prépayées, les transferts de crédit et les abonnements de  MAMA CISSE est relativement élevé par rapport aux autres montants depansés observés dans cette zone. Prière de corriger ou de confirmer avec le QG. </w:t>
-        <w:br/>
-        <w:t xml:space="preserve">-  Avertissement!!!  OUSMANE CISSE  ne possède pas le téléphone android, a accès à l'internet , prière de confirmer cette information. Attention ! Le montant (5000 Fcfa) dépensé ou reçu en cadeau pour les cartes prépayées, les transferts de crédit et les abonnements de  OUSMANE CISSE est relativement élevé par rapport aux autres montants depansés observés dans cette zone. Prière de corriger ou de confirmer avec le QG. </w:t>
+        <w:t xml:space="preserve">- Attention ! Le montant (5000 Fcfa) dépensé ou reçu en cadeau pour les cartes prépayées, les transferts de crédit et les abonnements de  OUSMANE CISSE est relativement élevé par rapport aux autres montants depansés observés dans cette zone. Prière de corriger ou de confirmer avec le QG. </w:t>
         <w:br/>
         <w:t>- Attention ! Vous avez déclaré en s01q00 que le répondant est la personne elle-même, or IBRAHIMA CISSE est trop jeune (5 ans) pour fournir des informations correctes. Prière de refaire la section 1 pour IBRAHIMA CISSE en demandant à un adulte de répondre aux questions à sa place.</w:t>
       </w:r>
@@ -1939,27 +1849,6 @@
         <w:t xml:space="preserve">- Peu probable! MAMA CISSE  n'arrive pas  à comprendre un petit texte lu dans une langue locale (s02q03). Veuillez corriger ou donner des explications au QG. Peu probable! MAMA CISSE  ne sait ni lire, ni écrire, ni comprendre dans aucune des langues  (s02q01,s02q02,s02q03). Veuillez corriger ou donner des explications au QG. </w:t>
         <w:br/>
         <w:t>- Peu probable! OUSMANE CISSE  n'arrive pas  à comprendre un petit texte lu dans une langue locale (s02q03). Veuillez corriger ou donner des explications au QG. Peu probable! OUSMANE CISSE  ne sait ni lire, ni écrire, ni comprendre dans aucune des langues  (s02q01,s02q02,s02q03). Veuillez corriger ou donner des explications au QG.</w:t>
-      </w:r>
-    </w:p>
-    <w:p>
-      <w:r>
-        <w:rPr>
-          <w:b/>
-          <w:color w:val="4672C4"/>
-          <w:sz w:val="22"/>
-        </w:rPr>
-        <w:t>&gt;&gt; Section3 - Sante</w:t>
-      </w:r>
-    </w:p>
-    <w:p>
-      <w:pPr>
-        <w:ind w:left="283"/>
-      </w:pPr>
-      <w:r>
-        <w:rPr>
-          <w:sz w:val="20"/>
-        </w:rPr>
-        <w:t>- Le principal problème de santé que ABDOU LAHAd CISSE a eu est Douleur au niveau des poumon et semble exister dans les modalités, prière de prendre attache avec le QG pour plus d'explication afin de la classer bien.</w:t>
       </w:r>
     </w:p>
     <w:p>
@@ -2024,28 +1913,7 @@
         <w:rPr>
           <w:sz w:val="20"/>
         </w:rPr>
-        <w:t>- Attention ! Le prix unitaire d'achat (10 Fcfa) de Moutarde en Sachets (Petit) est relativement faible par rapport aux autres prix observés dans cette zone. Prière de corriger ou de confirmer avec le QG. Attention ! Le prix unitaire d'achat (150.2146 Fcfa) de Pain moderne (Baguette) en miche (Moyen) est relativement élevé par rapport aux autres prix observés dans cette zone. Prière de corriger ou de confirmer avec le QG. Attention ! Le prix unitaire d'achat (200 Fcfa) de Manioc en tubercules en Morceau (Portion) (Moyen) est relativement élevé par rapport aux autres prix observés dans cette zone. Prière de corriger ou de confirmer avec le QG. Attention ! Le prix unitaire d'achat (500 Fcfa) de Pastèque en Pièce (Moyen) est relativement faible par rapport aux autres prix observés dans cette zone. Prière de corriger ou de confirmer avec le QG. Attention ! Le prix unitaire d'achat (595.2381 Fcfa) de Sucre en poudre  en Kg (taille unique) est relativement faible par rapport aux autres prix observés dans cette zone. Prière de corriger ou de confirmer avec le QG. Avertissement!!! Le ménage a consommé 14 Cuillère Petit de Chocolat pâte à tartiner, cette quantité semble anormale pour une consommation des 7 derniers jours.Prière de corriger ou de confirmer avec le QG. Avertissement!!! Le ménage a consommé 7 Boite (Autre que la boite/pot de tomate) Petit de Thé en sachet, cette quantité semble anormale pour une consommation des 7 derniers jours.Les ménages consomment géneralement en sachet ou en paquet, prière de corriger ou de confirmer avec le QG. Avertissement!!!Le ménage a consommé 84 Sachets de Tres petit de Café en poudre soluble  ce qui semble incoherent pour une consommation aucours des 7 derniers jours, prière de verifier et corriger. Incohérence!! Dans ce ménage, chaque individus consomme par jour 8.307461 Kg  de cereale; Prière de revoir les quantités prises de ces produits. Le prix d'achat unitaire (1 Fcfa) de Sel en Sachets de taille Petit  est invraisemblable, prière de regarder les reponses prises dans les questions s07bq07a s07bq07b s07bq07c s07bq08 pour mieux corriger.</w:t>
-      </w:r>
-    </w:p>
-    <w:p>
-      <w:r>
-        <w:rPr>
-          <w:b/>
-          <w:color w:val="4672C4"/>
-          <w:sz w:val="22"/>
-        </w:rPr>
-        <w:t>&gt;&gt; Section9c - Depenses non-alimentaires - 30 jours</w:t>
-      </w:r>
-    </w:p>
-    <w:p>
-      <w:pPr>
-        <w:ind w:left="283"/>
-      </w:pPr>
-      <w:r>
-        <w:rPr>
-          <w:sz w:val="20"/>
-        </w:rPr>
-        <w:t>- Peu plausible! le montant de la dépense pour  Savon de toilette, shampoing semble trop élevé. Veuillez, s'il vous plaît, confirmer cette information avec le QG ou la corriger.</w:t>
+        <w:t>- Attention ! Le prix unitaire d'achat (100 Fcfa) de Moutarde en Sachets (Petit) est relativement élevé par rapport aux autres prix observés dans cette zone. Prière de corriger ou de confirmer avec le QG. Attention ! Le prix unitaire d'achat (150 Fcfa) de Carotte en Pièce (Moyen) est relativement élevé par rapport aux autres prix observés dans cette zone. Prière de corriger ou de confirmer avec le QG. Attention ! Le prix unitaire d'achat (150.2146 Fcfa) de Pain moderne (Baguette) en miche (Moyen) est relativement élevé par rapport aux autres prix observés dans cette zone. Prière de corriger ou de confirmer avec le QG. Attention ! Le prix unitaire d'achat (350 Fcfa) de Huile de palme brute en Bouteille 33cl (taille unique) est relativement faible par rapport aux autres prix observés dans cette zone. Prière de corriger ou de confirmer avec le QG. Attention ! Le prix unitaire d'achat (500 Fcfa) de Pastèque en Pièce (Moyen) est relativement faible par rapport aux autres prix observés dans cette zone. Prière de corriger ou de confirmer avec le QG. Avertissement!!! Le ménage a consommé 14 Cuillère Petit de Chocolat pâte à tartiner, cette quantité semble anormale pour une consommation des 7 derniers jours.Prière de corriger ou de confirmer avec le QG. Avertissement!!! Le ménage a consommé 7 Paquet Tres petit de Thé en sachet, cette quantité semble anormale pour une consommation des 7 derniers jours.Prière de corriger ou de confirmer avec le QG. Avertissement!! le prix unitaire (125 Fcfa) de Thé en sachet (unité: Paquet) de taille Tres petit est très faible ou élevé. Prière de corriger ou de confirmer avec le QG. Avertissement!!!Le ménage a consommé 84 Sachets de Tres petit de Café en poudre soluble  ce qui semble incoherent pour une consommation aucours des 7 derniers jours, prière de verifier et corriger. Attention ! Le prix unitaire d'achat (25 Fcfa) de Café en poudre soluble en Sachets (Tres petit) est relativement faible par rapport aux autres prix observés dans cette zone. Prière de corriger ou de confirmer avec le QG. Incohérence!! Dans ce ménage, chaque individus consomme par jour 16.89476 Kg  de cereale; Prière de revoir les quantités prises de ces produits. Le prix d'achat unitaire (1 Fcfa) de Sel en Sachets de taille Petit  est invraisemblable, prière de regarder les reponses prises dans les questions s07bq07a s07bq07b s07bq07c s07bq08 pour mieux corriger.</w:t>
       </w:r>
     </w:p>
     <w:p>
@@ -2645,7 +2513,7 @@
         <w:rPr>
           <w:sz w:val="20"/>
         </w:rPr>
-        <w:t>- Attention ! Le prix unitaire d'achat (200 Fcfa) de Tomate fraîche en Sachets (Petit) est relativement élevé par rapport aux autres prix observés dans cette zone. Prière de corriger ou de confirmer avec le QG. Attention ! Le prix unitaire d'achat (25 Fcfa) de Vinaigre de vin en Sachets (Petit) est relativement faible par rapport aux autres prix observés dans cette zone. Prière de corriger ou de confirmer avec le QG. Attention ! Le prix unitaire d'achat (50 Fcfa) de Feuilles de  Haricot en Tas (Petit) est relativement faible par rapport aux autres prix observés dans cette zone. Prière de corriger ou de confirmer avec le QG. Attention ! Le prix unitaire d'achat (50 Fcfa) de Lait en poudre en Sachets (Petit) est relativement faible par rapport aux autres prix observés dans cette zone. Prière de corriger ou de confirmer avec le QG. Attention ! Le prix unitaire d'achat (75 Fcfa) de Piment frais en Pièce (Petit) est relativement élevé par rapport aux autres prix observés dans cette zone. Prière de corriger ou de confirmer avec le QG. Avertissement!!! Le ménage a consommé 9 Morceau (Portion) Tres petit de Saucisson/saucisses, cette quantité semble anormale pour une consommation des 7 derniers jours.Prière de corriger ou de confirmer avec le QG. Incohérence!! Dans ce ménage, chaque individus consomme par jour 56.5625 Kg  de cereale; Prière de revoir les quantités prises de ces produits.</w:t>
+        <w:t>- Attention ! Le prix unitaire d'achat (50 Fcfa) de Feuilles de  Haricot en Tas (Petit) est relativement faible par rapport aux autres prix observés dans cette zone. Prière de corriger ou de confirmer avec le QG. Avertissement!!! Le ménage a consommé 9 Morceau (Portion) Tres petit de Saucisson/saucisses, cette quantité semble anormale pour une consommation des 7 derniers jours.Prière de corriger ou de confirmer avec le QG. Incohérence!! Dans ce ménage, chaque individus consomme par jour 95.72321 Kg  de cereale; Prière de revoir les quantités prises de ces produits.</w:t>
       </w:r>
     </w:p>
     <w:p>
@@ -2697,52 +2565,6 @@
           <w:color w:val="4672C4"/>
           <w:sz w:val="22"/>
         </w:rPr>
-        <w:t>&gt;&gt; Section12 - Actifs du menage</w:t>
-      </w:r>
-    </w:p>
-    <w:p>
-      <w:pPr>
-        <w:ind w:left="283"/>
-      </w:pPr>
-      <w:r>
-        <w:rPr>
-          <w:sz w:val="20"/>
-        </w:rPr>
-        <w:t xml:space="preserve">- Avertissement!!! Le prix d'achat (10000) de l'article  Bonbonne de gaz est inférieur aux prix de revente (11000)  avec l'âge du bien atteignant 10 ans. Prière de vérifier ou confirmer avec l'enquêté et mettre les bonnes valeurs après verification, s'il le faut. </w:t>
-        <w:br/>
-        <w:t xml:space="preserve">- Le prix d'achat de l'article  Appareil TV ne doit pas être égal 0 même si le ménage l'a reçu en cadeau prière de leurs aider à faire une estimations. Avertissement!!! Le prix d'achat (0) de l'article  Appareil TV est inférieur aux prix de revente (125000)  avec l'âge du bien atteignant 4 ans. Prière de vérifier ou confirmer avec l'enquêté et mettre les bonnes valeurs après verification, s'il le faut. Le prix d'achat de l'article  Appareil TV est nul (achété à 0fcfa) mais le prix de revente est different de 0 impossible, prière de verifier et corriger. </w:t>
-        <w:br/>
-        <w:t>- Le prix d'achat de l'article  Ventilateur sur pied ne doit pas être égal 0 même si le ménage l'a reçu en cadeau prière de leurs aider à faire une estimations. Avertissement!!! Le prix d'achat (0) de l'article  Ventilateur sur pied est inférieur aux prix de revente (8000)  avec l'âge du bien atteignant 3 ans. Prière de vérifier ou confirmer avec l'enquêté et mettre les bonnes valeurs après verification, s'il le faut. Le prix d'achat de l'article  Ventilateur sur pied est nul (achété à 0fcfa) mais le prix de revente est different de 0 impossible, prière de verifier et corriger.</w:t>
-      </w:r>
-    </w:p>
-    <w:p>
-      <w:r>
-        <w:rPr>
-          <w:b/>
-          <w:color w:val="4672C4"/>
-          <w:sz w:val="22"/>
-        </w:rPr>
-        <w:t>&gt;&gt; Section13b - Transferta emis</w:t>
-      </w:r>
-    </w:p>
-    <w:p>
-      <w:pPr>
-        <w:ind w:left="283"/>
-      </w:pPr>
-      <w:r>
-        <w:rPr>
-          <w:sz w:val="20"/>
-        </w:rPr>
-        <w:t>- L'enquêteur prière de fournir d'effort pour avoir le niveau d'étude et l'âge de celui qui a béneficié de l'argent dans la section 13b (Transfert emis). L'âge du béneficiaire d'argent dans la section 13b (Transfert emis) semble incoherent voir élévé, prière de verifier ou corriger.</w:t>
-      </w:r>
-    </w:p>
-    <w:p>
-      <w:r>
-        <w:rPr>
-          <w:b/>
-          <w:color w:val="4672C4"/>
-          <w:sz w:val="22"/>
-        </w:rPr>
         <w:t>&gt;&gt; Section14 - Chocs</w:t>
       </w:r>
     </w:p>
@@ -2764,27 +2586,6 @@
           <w:color w:val="4672C4"/>
           <w:sz w:val="22"/>
         </w:rPr>
-        <w:t>&gt;&gt; Section15 - Filets sociaux</w:t>
-      </w:r>
-    </w:p>
-    <w:p>
-      <w:pPr>
-        <w:ind w:left="283"/>
-      </w:pPr>
-      <w:r>
-        <w:rPr>
-          <w:sz w:val="20"/>
-        </w:rPr>
-        <w:t>- Le temps que le ménage a réçu pour Soins gratuits pour les enfants de moins de 5 ans par jour semble incoherent. Prière de corriger.</w:t>
-      </w:r>
-    </w:p>
-    <w:p>
-      <w:r>
-        <w:rPr>
-          <w:b/>
-          <w:color w:val="4672C4"/>
-          <w:sz w:val="22"/>
-        </w:rPr>
         <w:t>&gt;&gt; Section16a - Champs et parcelles</w:t>
       </w:r>
     </w:p>
@@ -2797,27 +2598,6 @@
           <w:sz w:val="20"/>
         </w:rPr>
         <w:t>- La section 16 du ménage de LEGER DIEDHIOU n'est pas renseigné, prière de renseigner.</w:t>
-      </w:r>
-    </w:p>
-    <w:p>
-      <w:r>
-        <w:rPr>
-          <w:b/>
-          <w:color w:val="4672C4"/>
-          <w:sz w:val="22"/>
-        </w:rPr>
-        <w:t>&gt;&gt; Section19 - Equipements agricoles</w:t>
-      </w:r>
-    </w:p>
-    <w:p>
-      <w:pPr>
-        <w:ind w:left="283"/>
-      </w:pPr>
-      <w:r>
-        <w:rPr>
-          <w:sz w:val="20"/>
-        </w:rPr>
-        <w:t>- Incohérence!! Le prix d'achat de Abreuvoir / Mangeoire ne doit pas être égal 0 même si le ménage l'a reçu en cadeau prière de leurs aider à faire une estimation. Incohérence!! Le prix de revente de Abreuvoir / Mangeoire dans cette section 19 ne doit pas être égal 0 même si le ménage l'a reçu en cadeau prière de leurs aider à faire une estimation.</w:t>
       </w:r>
     </w:p>
     <w:p>
@@ -3174,11 +2954,7 @@
         <w:rPr>
           <w:sz w:val="20"/>
         </w:rPr>
-        <w:t xml:space="preserve">- Avertissement! Veuillez renseigner par oui ou non toutes les modalités de la question s01q47. </w:t>
-        <w:br/>
-        <w:t xml:space="preserve">-  Avertissement!!!  Aminata Diedhou  ne possède pas le téléphone android, n'utilise régulièrement pas un téléphone appartenant à une autre personne mais a accès à l'internet, merci de confirmer cette information avec le QG. </w:t>
-        <w:br/>
-        <w:t>- Avertissement!! L'âge (15) ans du premier mariage de Souleymane Diedhiou semble incoherent. Prière de vérifier cette information auprès de l'enquêté et de corriger si nécessaire.</w:t>
+        <w:t>- Avertissement! Veuillez renseigner par oui ou non toutes les modalités de la question s01q47.</w:t>
       </w:r>
     </w:p>
     <w:p>
@@ -3253,32 +3029,7 @@
         <w:rPr>
           <w:sz w:val="20"/>
         </w:rPr>
-        <w:t>- Attention ! Le prix unitaire d'achat (1500 Fcfa) de Lait en poudre en Sachets (Moyen) est relativement élevé par rapport aux autres prix observés dans cette zone. Prière de corriger ou de confirmer avec le QG. Attention ! Le prix unitaire d'achat (2000 Fcfa) de Poireau en Kg (taille unique) est relativement élevé par rapport aux autres prix observés dans cette zone. Prière de corriger ou de confirmer avec le QG. Attention ! Le prix unitaire d'achat (2700 Fcfa) de Cube alimentaire (Maggi, Jumbo, ) en Tablette (Moyen) est relativement élevé par rapport aux autres prix observés dans cette zone. Prière de corriger ou de confirmer avec le QG. Attention ! Le prix unitaire d'achat (4000 Fcfa) de Piment frais en Tas (Moyen) est relativement élevé par rapport aux autres prix observés dans cette zone. Prière de corriger ou de confirmer avec le QG. Avertissement!!! Le ménage a consommé 10 Cuillère Moyen de Chocolat pâte à tartiner, cette quantité semble anormale pour une consommation des 7 derniers jours.Prière de corriger ou de confirmer avec le QG. Avertissement!!! Le ménage a consommé 7 Paquet Petit de Thé en sachet, cette quantité semble anormale pour une consommation des 7 derniers jours.Prière de corriger ou de confirmer avec le QG. Incohérence!! Dans ce ménage, chaque individus consomme par jour 37.44191 Kg  de cereale; Prière de revoir les quantités prises de ces produits.</w:t>
-      </w:r>
-    </w:p>
-    <w:p>
-      <w:r>
-        <w:rPr>
-          <w:b/>
-          <w:color w:val="4672C4"/>
-          <w:sz w:val="22"/>
-        </w:rPr>
-        <w:t>&gt;&gt; Section12 - Actifs du menage</w:t>
-      </w:r>
-    </w:p>
-    <w:p>
-      <w:pPr>
-        <w:ind w:left="283"/>
-      </w:pPr>
-      <w:r>
-        <w:rPr>
-          <w:sz w:val="20"/>
-        </w:rPr>
-        <w:t xml:space="preserve">- Attention ! Radio simple/Radiocassette a été achété à 150000 Fcfa est relativement élevé par rapport aux autres prix d'achat observés dans cette zone. Prière de corriger ou de confirmer avec le QG. </w:t>
-        <w:br/>
-        <w:t xml:space="preserve">- Avertissement!!! Le prix d'achat (350000) de l'article  Salon  (Fauteuils et table basse) est inférieur aux prix de revente (400000)  avec l'âge du bien atteignant 15 ans. Prière de vérifier ou confirmer avec l'enquêté et mettre les bonnes valeurs après verification, s'il le faut. </w:t>
-        <w:br/>
-        <w:t>- Avertissement!!! Le prix d'achat (8000) de l'article  Bonbonne de gaz est inférieur aux prix de revente (10000)  avec l'âge du bien atteignant 13 ans. Prière de vérifier ou confirmer avec l'enquêté et mettre les bonnes valeurs après verification, s'il le faut.</w:t>
+        <w:t>- Attention ! Le prix unitaire d'achat (1500 Fcfa) de Lait en poudre en Sachets (Moyen) est relativement élevé par rapport aux autres prix observés dans cette zone. Prière de corriger ou de confirmer avec le QG. Attention ! Le prix unitaire d'achat (600 Fcfa) de Capitaine frais en Pièce (Moyen) est relativement élevé par rapport aux autres prix observés dans cette zone. Prière de corriger ou de confirmer avec le QG. Avertissement!!! Le ménage a consommé 10 Cuillère Moyen de Chocolat pâte à tartiner, cette quantité semble anormale pour une consommation des 7 derniers jours.Prière de corriger ou de confirmer avec le QG. Incohérence!! Dans ce ménage, chaque individus consomme par jour 1.059524 Kg  de cereale; Prière de revoir les quantités prises de ces produits.</w:t>
       </w:r>
     </w:p>
     <w:p>
@@ -3666,27 +3417,6 @@
           <w:color w:val="4672C4"/>
           <w:sz w:val="22"/>
         </w:rPr>
-        <w:t>&gt;&gt; Section1 - Caracteristiques des membres</w:t>
-      </w:r>
-    </w:p>
-    <w:p>
-      <w:pPr>
-        <w:ind w:left="283"/>
-      </w:pPr>
-      <w:r>
-        <w:rPr>
-          <w:sz w:val="20"/>
-        </w:rPr>
-        <w:t>- Attention ! Le montant (14900 Fcfa) dépensé ou reçu en cadeau pour les recharges internet ou de forfaits de données mobiles(hors appels vocaux), aucours des 30 derniers jours de  SARATA BADJI est relativement élevé par rapport aux autres montants depansés observés dans cette zone. Prière de corriger ou de confirmer avec le QG.</w:t>
-      </w:r>
-    </w:p>
-    <w:p>
-      <w:r>
-        <w:rPr>
-          <w:b/>
-          <w:color w:val="4672C4"/>
-          <w:sz w:val="22"/>
-        </w:rPr>
         <w:t>&gt;&gt; Section2 - Education</w:t>
       </w:r>
     </w:p>
@@ -3698,7 +3428,7 @@
         <w:rPr>
           <w:sz w:val="20"/>
         </w:rPr>
-        <w:t xml:space="preserve">- Peu probable! IBRAHIMA DIAOULA  n'arrive pas  à comprendre un petit texte lu dans une langue locale (s02q03). Veuillez corriger ou donner des explications au QG. </w:t>
+        <w:t xml:space="preserve">- Peu probable! IBRAHIMA DIAOULA  n'arrive pas  à comprendre un petit texte lu dans une langue locale (s02q03). Veuillez corriger ou donner des explications au QG. Peu probable! IBRAHIMA DIAOULA  ne sait ni lire, ni écrire, ni comprendre dans aucune des langues  (s02q01,s02q02,s02q03). Veuillez corriger ou donner des explications au QG. </w:t>
         <w:br/>
         <w:t xml:space="preserve">- Peu probable! MAME CISSE  n'arrive pas  à comprendre un petit texte lu dans une langue locale (s02q03). Veuillez corriger ou donner des explications au QG. Peu probable! MAME CISSE  ne sait ni lire, ni écrire, ni comprendre dans aucune des langues  (s02q01,s02q02,s02q03). Veuillez corriger ou donner des explications au QG. La raison principale que MAME CISSE n'a pas fait des études dans une école formelle est décision  des parents et semble exister dans les modalités, prière de prendre attache avec le QG pour plus d'explication afin de la classer bien. </w:t>
         <w:br/>
@@ -3741,27 +3471,6 @@
           <w:color w:val="4672C4"/>
           <w:sz w:val="22"/>
         </w:rPr>
-        <w:t>&gt;&gt; Section4b - Emploi - Activite principale</w:t>
-      </w:r>
-    </w:p>
-    <w:p>
-      <w:pPr>
-        <w:ind w:left="283"/>
-      </w:pPr>
-      <w:r>
-        <w:rPr>
-          <w:sz w:val="20"/>
-        </w:rPr>
-        <w:t>- Avertissement!!! SARATA BADJI est un Techniciens et assistants vétérinaires qui travaille dans Entreprise Privée et a declaré comme catégorie socioprofessionnelle Ouvrier ou employé qualifié , prière de vérifier cette information de catégorie socioprofessionnelle auprès de l'enquêté (e) ou confirmer avec le QG.</w:t>
-      </w:r>
-    </w:p>
-    <w:p>
-      <w:r>
-        <w:rPr>
-          <w:b/>
-          <w:color w:val="4672C4"/>
-          <w:sz w:val="22"/>
-        </w:rPr>
         <w:t>&gt;&gt; Section6 - Epargne et credit</w:t>
       </w:r>
     </w:p>
@@ -3794,70 +3503,7 @@
         <w:rPr>
           <w:sz w:val="20"/>
         </w:rPr>
-        <w:t>- Attention ! Le prix unitaire d'achat (100 Fcfa) de Carpe séchée en Morceau (Portion) (Moyen) est relativement faible par rapport aux autres prix observés dans cette zone. Prière de corriger ou de confirmer avec le QG. Attention ! Le prix unitaire d'achat (200 Fcfa) de Tomate fraîche en Sachets (Petit) est relativement élevé par rapport aux autres prix observés dans cette zone. Prière de corriger ou de confirmer avec le QG. Attention ! Le prix unitaire d'achat (50 Fcfa) de Feuilles de  Haricot en Tas (Petit) est relativement faible par rapport aux autres prix observés dans cette zone. Prière de corriger ou de confirmer avec le QG. Attention ! Le prix unitaire d'achat (500 Fcfa) de Sel en Sachets (Moyen) est relativement élevé par rapport aux autres prix observés dans cette zone. Prière de corriger ou de confirmer avec le QG. Attention ! Le prix unitaire d'achat (75 Fcfa) de Manioc en tubercules en Morceau (Portion) (Petit) est relativement faible par rapport aux autres prix observés dans cette zone. Prière de corriger ou de confirmer avec le QG. Avertissement!!! Le ménage a consommé 5 Paquet Tres petit de Thé en sachet, cette quantité semble anormale pour une consommation des 7 derniers jours.Prière de corriger ou de confirmer avec le QG. Avertissement!! le prix unitaire (100 Fcfa) de Thé en sachet (unité: Sachets) de taille Tres petit est très faible ou élevé. Prière de corriger ou de confirmer avec le QG. Incohérence!! Dans ce ménage, chaque individus consomme par jour 25.25651 Kg  de cereale; Prière de revoir les quantités prises de ces produits. Incohérence!! Dans ce ménage, chaque individus consomme par jour 25.25651 Kg  de cereale; Prière de revoir les quantités prises de ces produits.</w:t>
-      </w:r>
-    </w:p>
-    <w:p>
-      <w:r>
-        <w:rPr>
-          <w:b/>
-          <w:color w:val="4672C4"/>
-          <w:sz w:val="22"/>
-        </w:rPr>
-        <w:t>&gt;&gt; Section9a - Depenses de fetes et ceremonies</w:t>
-      </w:r>
-    </w:p>
-    <w:p>
-      <w:pPr>
-        <w:ind w:left="283"/>
-      </w:pPr>
-      <w:r>
-        <w:rPr>
-          <w:sz w:val="20"/>
-        </w:rPr>
-        <w:t>- La dépense en alimentation pour Autres fêtes réligieuses musulmanes  ne peut être 0. Veuillez s'il vous plaît revoir ce montant.</w:t>
-      </w:r>
-    </w:p>
-    <w:p>
-      <w:r>
-        <w:rPr>
-          <w:b/>
-          <w:color w:val="4672C4"/>
-          <w:sz w:val="22"/>
-        </w:rPr>
-        <w:t>&gt;&gt; Section9d - Depenses non-alimentaires - 3 mois</w:t>
-      </w:r>
-    </w:p>
-    <w:p>
-      <w:pPr>
-        <w:ind w:left="283"/>
-      </w:pPr>
-      <w:r>
-        <w:rPr>
-          <w:sz w:val="20"/>
-        </w:rPr>
-        <w:t>- Peu plausible! le montant de la dépense pour Briquet, allume gaz semble trop élevé. Veuillez, s'il vous plaît, confirmer cette information avec le QG ou la corriger.</w:t>
-      </w:r>
-    </w:p>
-    <w:p>
-      <w:r>
-        <w:rPr>
-          <w:b/>
-          <w:color w:val="4672C4"/>
-          <w:sz w:val="22"/>
-        </w:rPr>
-        <w:t>&gt;&gt; Section11 - Caracteristiques logement</w:t>
-      </w:r>
-    </w:p>
-    <w:p>
-      <w:pPr>
-        <w:ind w:left="283"/>
-      </w:pPr>
-      <w:r>
-        <w:rPr>
-          <w:sz w:val="20"/>
-        </w:rPr>
-        <w:t>- Le montant (FCFA) du loyer mensuel payé pour un logement comme le votre dans ce village/quartier est trop élevé, Veuillez s'il vous plaît corriger cette information.</w:t>
+        <w:t>- Attention ! Le prix unitaire d'achat (100 Fcfa) de Carpe séchée en Morceau (Portion) (Moyen) est relativement faible par rapport aux autres prix observés dans cette zone. Prière de corriger ou de confirmer avec le QG. Attention ! Le prix unitaire d'achat (200 Fcfa) de Tomate fraîche en Sachets (Petit) est relativement élevé par rapport aux autres prix observés dans cette zone. Prière de corriger ou de confirmer avec le QG. Attention ! Le prix unitaire d'achat (25 Fcfa) de Soumbala (moutarde africaine) en Sachets (Moyen) est relativement faible par rapport aux autres prix observés dans cette zone. Prière de corriger ou de confirmer avec le QG. Attention ! Le prix unitaire d'achat (50 Fcfa) de Feuilles de  Haricot en Tas (Petit) est relativement faible par rapport aux autres prix observés dans cette zone. Prière de corriger ou de confirmer avec le QG. Attention ! Le prix unitaire d'achat (500 Fcfa) de Capitaine frais en Pièce (Moyen) est relativement élevé par rapport aux autres prix observés dans cette zone. Prière de corriger ou de confirmer avec le QG. Attention ! Le prix unitaire d'achat (75 Fcfa) de Manioc en tubercules en Morceau (Portion) (Moyen) est relativement faible par rapport aux autres prix observés dans cette zone. Prière de corriger ou de confirmer avec le QG. Avertissement!!! Le ménage a consommé 5 Paquet Tres petit de Thé en sachet, cette quantité semble anormale pour une consommation des 7 derniers jours.Prière de corriger ou de confirmer avec le QG. Avertissement!! le prix unitaire (100 Fcfa) de Thé en sachet (unité: Sachets) de taille Petit est très faible ou élevé. Prière de corriger ou de confirmer avec le QG. Incohérence!! Dans ce ménage, chaque individus consomme par jour 47.88143 Kg  de cereale; Prière de revoir les quantités prises de ces produits. Incohérence!! Dans ce ménage, chaque individus consomme par jour 47.88143 Kg  de cereale; Prière de revoir les quantités prises de ces produits.</w:t>
       </w:r>
     </w:p>
     <w:p>
@@ -3880,32 +3526,11 @@
         </w:rPr>
         <w:t xml:space="preserve">- Attention ! Appareil TV a été achété à 390000 Fcfa est relativement élevé par rapport aux autres prix d'achat observés dans cette zone. Prière de corriger ou de confirmer avec le QG. Attention ! Appareil TV a été revendu à 350000 Fcfa qui est relativement élevé par rapport aux autres prix de revente observés dans cette zone. Prière de corriger ou de confirmer avec le QG. </w:t>
         <w:br/>
-        <w:t xml:space="preserve">- Attention ! Réfrigérateur a été revendu à 350000 Fcfa qui est relativement élevé par rapport aux autres prix de revente observés dans cette zone. Prière de corriger ou de confirmer avec le QG. </w:t>
+        <w:t xml:space="preserve">- Attention ! Radio simple/Radiocassette a été revendu à 40000 Fcfa qui est relativement élevé par rapport aux autres prix de revente observés dans cette zone. Prière de corriger ou de confirmer avec le QG. </w:t>
+        <w:br/>
+        <w:t xml:space="preserve">- Attention ! Réfrigérateur a été achété à 380000 Fcfa est relativement élevé par rapport aux autres prix d'achat observés dans cette zone. Prière de corriger ou de confirmer avec le QG. Attention ! Réfrigérateur a été revendu à 350000 Fcfa qui est relativement élevé par rapport aux autres prix de revente observés dans cette zone. Prière de corriger ou de confirmer avec le QG. </w:t>
         <w:br/>
         <w:t>- Attention ! Téléphone portable a été achété à 200000 Fcfa est relativement élevé par rapport aux autres prix d'achat observés dans cette zone. Prière de corriger ou de confirmer avec le QG. Attention ! Téléphone portable a été revendu à 150000 Fcfa qui est relativement élevé par rapport aux autres prix de revente observés dans cette zone. Prière de corriger ou de confirmer avec le QG.</w:t>
-      </w:r>
-    </w:p>
-    <w:p>
-      <w:r>
-        <w:rPr>
-          <w:b/>
-          <w:color w:val="4672C4"/>
-          <w:sz w:val="22"/>
-        </w:rPr>
-        <w:t>&gt;&gt; Section13a - Transferts recus</w:t>
-      </w:r>
-    </w:p>
-    <w:p>
-      <w:pPr>
-        <w:ind w:left="283"/>
-      </w:pPr>
-      <w:r>
-        <w:rPr>
-          <w:sz w:val="20"/>
-        </w:rPr>
-        <w:t xml:space="preserve">- L'enquêteur prière de fournir d'effort pour avoir le niveau d'étude et l'âge de celui qui a envoyé/donné de l'argent dans la section 13a (Transfert reçu). L'âge de celui qui a envoyé/donné de l'argent dans la section 13a (Transfert reçu) semble  élévé, prière de corriger ou confirmer ave le QG. </w:t>
-        <w:br/>
-        <w:t>- L'enquêteur prière de fournir d'effort pour avoir le niveau d'étude et l'âge de celui qui a envoyé/donné de l'argent dans la section 13a (Transfert reçu). L'âge de celui qui a envoyé/donné de l'argent dans la section 13a (Transfert reçu) semble  élévé, prière de corriger ou confirmer ave le QG.</w:t>
       </w:r>
     </w:p>
     <w:p>
@@ -4325,15 +3950,9 @@
         <w:rPr>
           <w:sz w:val="20"/>
         </w:rPr>
-        <w:t xml:space="preserve">- Avertissement!!!  anna varelie celline bass  ne possède pas le téléphone android, a accès à l'internet , prière de confirmer cette information. </w:t>
-        <w:br/>
-        <w:t xml:space="preserve">-  Avertissement!!!  julbert manga  ne possède pas le téléphone android, a accès à l'internet , prière de confirmer cette information. </w:t>
-        <w:br/>
-        <w:t xml:space="preserve">-  Avertissement!!!  ousmane bodian  ne possède pas le téléphone android, a accès à l'internet , prière de confirmer cette information. </w:t>
-        <w:br/>
         <w:t xml:space="preserve">- Attention ! Vous avez déclaré en s01q00 que le répondant est la personne elle-même, or emelienne chantel awa Bodian est trop jeune (2 ans) pour fournir des informations correctes. Prière de refaire la section 1 pour emelienne chantel awa Bodian en demandant à un adulte de répondre aux questions à sa place. </w:t>
         <w:br/>
-        <w:t>- La catégorie socioprofessionnelle de la mère biologique de  Gabriella sambou n'est pas coherente avec les réponses des questions s01q35 et s01q36, prière de corriger ou de confirmer cette informations avec le QG. La raison principale pour laquelle que Gabriella sambou est venu vivre dans cette localité est ici cest sa propre maison et semble exister dans les modalités, prière de prendre attache avec le QG pour plus d'explication afin de la classer bien.</w:t>
+        <w:t>- La catégorie socioprofessionnelle de la mère biologique de  Gabriella sambou n'est pas coherente avec les réponses des questions s01q35 et s01q36, prière de corriger ou de confirmer cette informations avec le QG.</w:t>
       </w:r>
     </w:p>
     <w:p>
@@ -4376,27 +3995,6 @@
           <w:color w:val="4672C4"/>
           <w:sz w:val="22"/>
         </w:rPr>
-        <w:t>&gt;&gt; Section7a2 - Repas pris a l'exterieur du menage</w:t>
-      </w:r>
-    </w:p>
-    <w:p>
-      <w:pPr>
-        <w:ind w:left="283"/>
-      </w:pPr>
-      <w:r>
-        <w:rPr>
-          <w:sz w:val="20"/>
-        </w:rPr>
-        <w:t>- Le montant total declaré de anna varelie celline bass concernant les repas pris à l'extérieur du ménage au cours des 7 jours semble élevé. Prière de vérifier et de corriger ou de confirmer ces informations avec le QG.</w:t>
-      </w:r>
-    </w:p>
-    <w:p>
-      <w:r>
-        <w:rPr>
-          <w:b/>
-          <w:color w:val="4672C4"/>
-          <w:sz w:val="22"/>
-        </w:rPr>
         <w:t>&gt;&gt; Section7b - Consommation alimentaire - 7 jours</w:t>
       </w:r>
     </w:p>
@@ -4408,7 +4006,7 @@
         <w:rPr>
           <w:sz w:val="20"/>
         </w:rPr>
-        <w:t>- Attention ! Le prix unitaire d'achat (100 Fcfa) de Café en poudre soluble en Sachets industriel (Petit) est relativement élevé par rapport aux autres prix observés dans cette zone. Prière de corriger ou de confirmer avec le QG. Attention ! Le prix unitaire d'achat (100 Fcfa) de Piment frais en Pièce (Petit) est relativement élevé par rapport aux autres prix observés dans cette zone. Prière de corriger ou de confirmer avec le QG. Attention ! Le prix unitaire d'achat (100 Fcfa) de Sel en Sachets (Tres petit) est relativement élevé par rapport aux autres prix observés dans cette zone. Prière de corriger ou de confirmer avec le QG. Attention ! Le prix unitaire d'achat (250 Fcfa) de Concentré de tomate en Sachets industriel (Moyen) est relativement élevé par rapport aux autres prix observés dans cette zone. Prière de corriger ou de confirmer avec le QG. Attention ! Le prix unitaire d'achat (600 Fcfa) de Farine de blé locale ou importée en Sachets industriel (Moyen) est relativement élevé par rapport aux autres prix observés dans cette zone. Prière de corriger ou de confirmer avec le QG. Avertissement!!! Le ménage a consommé 3 Cuillère Moyen de Pâte d'arachide, cette quantité semble anormale pour une consommation des 7 derniers jours. Etes vous sur d'avoir selectionner la bonne unitée ? prière de verifier et corriger.</w:t>
+        <w:t>- Attention ! Le prix unitaire d'achat (100 Fcfa) de Piment frais en Pièce (Petit) est relativement élevé par rapport aux autres prix observés dans cette zone. Prière de corriger ou de confirmer avec le QG. Attention ! Le prix unitaire d'achat (75 Fcfa) de Café en poudre soluble en Sachets industriel (Petit) est relativement élevé par rapport aux autres prix observés dans cette zone. Prière de corriger ou de confirmer avec le QG. Avertissement!!! Le ménage a consommé 3 Cuillère Moyen de Pâte d'arachide, cette quantité semble anormale pour une consommation des 7 derniers jours. Etes vous sur d'avoir selectionner la bonne unitée ? prière de verifier et corriger.</w:t>
       </w:r>
     </w:p>
     <w:p>
@@ -4492,12 +4090,6 @@
         <w:rPr>
           <w:sz w:val="20"/>
         </w:rPr>
-        <w:t xml:space="preserve">- Le prix d'achat de l'article  Matelas simple ne doit pas être égal 0 même si le ménage l'a reçu en cadeau prière de leurs aider à faire une estimations. Le prix de revente de l'article  Matelas simple ne doit pas être égal 0 même si le ménage l'a reçu en cadeau prière de leurs aider à faire une estimations. </w:t>
-        <w:br/>
-        <w:t xml:space="preserve">- Le prix de revente de l'article  Antenne parabolique / décodeur ne doit pas être égal 0 même si le ménage l'a reçu en cadeau prière de leurs aider à faire une estimations. </w:t>
-        <w:br/>
-        <w:t xml:space="preserve">- Le prix de revente de l'article  Armoires et autres meubles ne doit pas être égal 0 même si le ménage l'a reçu en cadeau prière de leurs aider à faire une estimations. </w:t>
-        <w:br/>
         <w:t>- Le prix de revente de l'article  Fer à repasser à charbon ne doit pas être égal 0 même si le ménage l'a reçu en cadeau prière de leurs aider à faire une estimations.</w:t>
       </w:r>
     </w:p>
@@ -4897,8 +4489,6 @@
         <w:rPr>
           <w:sz w:val="20"/>
         </w:rPr>
-        <w:t xml:space="preserve">- Attention ! Vous avez déclaré en s01q00 que le répondant est la personne elle-même, or SALY SY est trop jeune (8 ans) pour fournir des informations correctes. Prière de refaire la section 1 pour SALY SY en demandant à un adulte de répondre aux questions à sa place. </w:t>
-        <w:br/>
         <w:t xml:space="preserve">- Les catégories socioprofessionnelles du père biologique de  Ibou Diedhiou  ne sont pas coherentes, prière de corriger. </w:t>
         <w:br/>
         <w:t xml:space="preserve">- Les catégories socioprofessionnelles du père biologique de  Moussa Diedhiou  ne sont pas coherentes, prière de corriger. </w:t>
@@ -5022,7 +4612,7 @@
         <w:rPr>
           <w:sz w:val="20"/>
         </w:rPr>
-        <w:t>- Attention ! Le prix unitaire d'achat (500 Fcfa) de Café moulu en Sachets (Petit) est relativement élevé par rapport aux autres prix observés dans cette zone. Prière de corriger ou de confirmer avec le QG. Attention ! Soupçons de quantité anormale! Le ménage de MARIAMA DIAWARA avec une taille de 6 personnes a consommé 6 Sachets en Petit de Soumbala (moutarde africaine) qui est relativement élevé comme consommation par rapport à la condition de vie des autres ménages de même taille dans cette zone. Prière de corriger ou de confirmer avec le QG. Avertissement!!! Le ménage a consommé 0.12 Kg taille unique de Arachides pilées, cette quantité semble anormale pour une consommation des 7 derniers jours. prière de corriger ou de confirmer avec le QG. Avertissement!!! Le ménage a consommé 3 Paquet Petit de Thé en sachet, cette quantité semble anormale pour une consommation des 7 derniers jours.Prière de corriger ou de confirmer avec le QG. Avertissement!! le prix unitaire (150 Fcfa) de Thé en sachet (unité: Paquet) de taille Petit est très faible ou élevé. Prière de corriger ou de confirmer avec le QG. Incohérence!! Dans ce ménage, chaque individus consomme par jour 12.58929 Kg  de cereale; Prière de revoir les quantités prises de ces produits. Incohérence!! Dans ce ménage, chaque individus consomme par jour 12.58929 Kg  de cereale; Prière de revoir les quantités prises de ces produits. Attention ! Soupçons de quantité anormale! Le ménage de MARIAMA DIAWARA avec une taille de 6 personnes a consommé 16 Kg en taille unique de Riz brisé importé qui est relativement élevé comme consommation par rapport à la condition de vie des autres ménages de même taille dans cette zone. Prière de corriger ou de confirmer avec le QG.</w:t>
+        <w:t>- Attention ! Le prix unitaire d'achat (300 Fcfa) de Café moulu en Sachets (Petit) est relativement élevé par rapport aux autres prix observés dans cette zone. Prière de corriger ou de confirmer avec le QG. Attention ! Soupçons de quantité anormale! Le ménage de MARIAMA DIAWARA avec une taille de 6 personnes a consommé 16 Kg en taille unique de Riz brisé importé qui est relativement élevé comme consommation par rapport à la condition de vie des autres ménages de même taille dans cette zone. Prière de corriger ou de confirmer avec le QG. Avertissement!!! Le ménage a consommé 0.12 Kg taille unique de Arachides pilées, cette quantité semble anormale pour une consommation des 7 derniers jours. prière de corriger ou de confirmer avec le QG. Avertissement!!! Le ménage a consommé 3 Paquet Petit de Thé en sachet, cette quantité semble anormale pour une consommation des 7 derniers jours.Prière de corriger ou de confirmer avec le QG. Avertissement!! le prix unitaire (150 Fcfa) de Thé en sachet (unité: Paquet) de taille Petit est très faible ou élevé. Prière de corriger ou de confirmer avec le QG.</w:t>
       </w:r>
     </w:p>
     <w:p>
@@ -5044,27 +4634,6 @@
           <w:sz w:val="20"/>
         </w:rPr>
         <w:t>- Peu plausible! le montant de la dépense pour Frais de ramassage des ordures ménagères semble faible. Veuillez, s'il vous plaît, confirmer cette information avec le QG ou la corriger.</w:t>
-      </w:r>
-    </w:p>
-    <w:p>
-      <w:r>
-        <w:rPr>
-          <w:b/>
-          <w:color w:val="4672C4"/>
-          <w:sz w:val="22"/>
-        </w:rPr>
-        <w:t>&gt;&gt; Section12 - Actifs du menage</w:t>
-      </w:r>
-    </w:p>
-    <w:p>
-      <w:pPr>
-        <w:ind w:left="283"/>
-      </w:pPr>
-      <w:r>
-        <w:rPr>
-          <w:sz w:val="20"/>
-        </w:rPr>
-        <w:t>- Avertissement!!! Le prix d'achat (6000) de l'article  Bonbonne de gaz est inférieur aux prix de revente (8000)  avec l'âge du bien atteignant 3 ans. Prière de vérifier ou confirmer avec l'enquêté et mettre les bonnes valeurs après verification, s'il le faut.</w:t>
       </w:r>
     </w:p>
     <w:p>
@@ -5452,31 +5021,6 @@
           <w:color w:val="4672C4"/>
           <w:sz w:val="22"/>
         </w:rPr>
-        <w:t>&gt;&gt; Section1 - Caracteristiques des membres</w:t>
-      </w:r>
-    </w:p>
-    <w:p>
-      <w:pPr>
-        <w:ind w:left="283"/>
-      </w:pPr>
-      <w:r>
-        <w:rPr>
-          <w:sz w:val="20"/>
-        </w:rPr>
-        <w:t xml:space="preserve">- Attention ! Vous avez déclaré en s01q00 que le répondant est la personne elle-même, or ADJA AMINATA DIOP est trop jeune (6 ans) pour fournir des informations correctes. Prière de refaire la section 1 pour ADJA AMINATA DIOP en demandant à un adulte de répondre aux questions à sa place. </w:t>
-        <w:br/>
-        <w:t xml:space="preserve">- La raison principale pour laquelle que ELHADJI SEYDOU DIOP est venu vivre dans cette localité est déménagé dans leur propre concessionnaire et semble exister dans les modalités, prière de prendre attache avec le QG pour plus d'explication afin de la classer bien. Attention ! Le montant (14900 Fcfa) dépensé ou reçu en cadeau pour les recharges internet ou de forfaits de données mobiles(hors appels vocaux), aucours des 30 derniers jours de  ELHADJI SEYDOU DIOP est relativement élevé par rapport aux autres montants depansés observés dans cette zone. Prière de corriger ou de confirmer avec le QG. </w:t>
-        <w:br/>
-        <w:t>- La raison principale pour laquelle que NDEYE FATOU DIOP SEYE est venu vivre dans cette localité est déménagé dans la maison de son mari et semble exister dans les modalités, prière de prendre attache avec le QG pour plus d'explication afin de la classer bien.</w:t>
-      </w:r>
-    </w:p>
-    <w:p>
-      <w:r>
-        <w:rPr>
-          <w:b/>
-          <w:color w:val="4672C4"/>
-          <w:sz w:val="22"/>
-        </w:rPr>
         <w:t>&gt;&gt; Section2 - Education</w:t>
       </w:r>
     </w:p>
@@ -5490,9 +5034,9 @@
         </w:rPr>
         <w:t xml:space="preserve">- Peu probable! ADJA AMINATA DIOP  n'arrive pas  à comprendre un petit texte lu dans une langue locale (s02q03). Veuillez corriger ou donner des explications au QG. </w:t>
         <w:br/>
-        <w:t xml:space="preserve">- Peu probable! ADJI  RAMATOULAYE DIOP  n'arrive pas  à comprendre un petit texte lu dans une langue locale (s02q03). Veuillez corriger ou donner des explications au QG. Peu probable! ADJI  RAMATOULAYE DIOP  ne sait ni lire, ni écrire, ni comprendre dans aucune des langues  (s02q01,s02q02,s02q03). Veuillez corriger ou donner des explications au QG. Le montant des frais pour les cahiers et autres matériels scolaires pour l'année scolaire de ADJI  RAMATOULAYE DIOP est de 0 FCFA, ADJI  RAMATOULAYE DIOP a fait comment pour payer ces cahiers et autres matériels scolaires (SAC, stylo, craie, ardoise, crayon...) ? prière de corriger. </w:t>
+        <w:t xml:space="preserve">- Peu probable! ADJI  RAMATOULAYE DIOP  n'arrive pas  à comprendre un petit texte lu dans une langue locale (s02q03). Veuillez corriger ou donner des explications au QG. Peu probable! ADJI  RAMATOULAYE DIOP  ne sait ni lire, ni écrire, ni comprendre dans aucune des langues  (s02q01,s02q02,s02q03). Veuillez corriger ou donner des explications au QG. </w:t>
         <w:br/>
-        <w:t xml:space="preserve">- Peu probable! ASTOU BATHILY SEYE  n'arrive pas  à comprendre un petit texte lu dans une langue locale (s02q03). Veuillez corriger ou donner des explications au QG. La raison principale que ASTOU BATHILY SEYE n'a pas été à l'école entre 2024/2025 est décision des parents et semble exister dans les modalités, prière de prendre attache avec le QG pour plus d'explication afin de la classer bien. </w:t>
+        <w:t xml:space="preserve">- Peu probable! ASTOU BATHILY SEYE  n'arrive pas  à comprendre un petit texte lu dans une langue locale (s02q03). Veuillez corriger ou donner des explications au QG. </w:t>
         <w:br/>
         <w:t xml:space="preserve">- Peu probable! ELHADJI SEYDOU DIOP  n'arrive pas  à comprendre un petit texte lu dans une langue locale (s02q03). Veuillez corriger ou donner des explications au QG. </w:t>
         <w:br/>
@@ -5531,29 +5075,6 @@
           <w:color w:val="4672C4"/>
           <w:sz w:val="22"/>
         </w:rPr>
-        <w:t>&gt;&gt; Section4b - Emploi - Activite principale</w:t>
-      </w:r>
-    </w:p>
-    <w:p>
-      <w:pPr>
-        <w:ind w:left="283"/>
-      </w:pPr>
-      <w:r>
-        <w:rPr>
-          <w:sz w:val="20"/>
-        </w:rPr>
-        <w:t xml:space="preserve">- Avertissement!!! ELHADJI SEYDOU DIOP est un Employés de bureau, fonctions générales qui travaille dans Etat/Collectivités locales et a declaré comme catégorie socioprofessionnelle Ouvrier ou employé qualifié , prière de vérifier cette information de catégorie socioprofessionnelle auprès de l'enquêté (e) ou confirmer avec le QG. </w:t>
-        <w:br/>
-        <w:t>- Avertissement!!! NDEYE FATOU DIOP SEYE est un Employés de bureau, fonctions générales qui travaille dans Entreprise Privée et a declaré comme catégorie socioprofessionnelle Ouvrier ou employé non qualifié , prière de vérifier cette information de catégorie socioprofessionnelle auprès de l'enquêté (e) ou confirmer avec le QG.</w:t>
-      </w:r>
-    </w:p>
-    <w:p>
-      <w:r>
-        <w:rPr>
-          <w:b/>
-          <w:color w:val="4672C4"/>
-          <w:sz w:val="22"/>
-        </w:rPr>
         <w:t>&gt;&gt; Section6 - Epargne et credit</w:t>
       </w:r>
     </w:p>
@@ -5565,7 +5086,7 @@
         <w:rPr>
           <w:sz w:val="20"/>
         </w:rPr>
-        <w:t>- Avertissement!!! NDEYE FATOU DIOP SEYE est un Employés de bureau, fonctions générales qui travaille dans Entreprise Privée et est un Ouvrier ou employé non qualifié mais dit n'avoir pas de compte dans une banque classique, prière de vérifier auprès de l'enquêté (e) ou confirmer avec le QG.</w:t>
+        <w:t>- Avertissement!!! NDEYE FATOU DIOP SEYE est un Employés de bureau, fonctions générales qui travaille dans Entreprise Privée et est un Cadre moyen/agent de maîtrise mais dit n'avoir pas de compte dans une banque classique, prière de vérifier auprès de l'enquêté (e) ou confirmer avec le QG.</w:t>
       </w:r>
     </w:p>
     <w:p>
@@ -5586,7 +5107,7 @@
         <w:rPr>
           <w:sz w:val="20"/>
         </w:rPr>
-        <w:t>- Attention ! Le prix unitaire d'achat (150 Fcfa) de Poivron frais en Pièce (Moyen) est relativement élevé par rapport aux autres prix observés dans cette zone. Prière de corriger ou de confirmer avec le QG. Attention ! Le prix unitaire d'achat (200 Fcfa) de Gingembre frais en Sachets (Petit) est relativement élevé par rapport aux autres prix observés dans cette zone. Prière de corriger ou de confirmer avec le QG. Attention ! Le prix unitaire d'achat (50 Fcfa) de Feuilles de  Haricot en Tas (Petit) est relativement faible par rapport aux autres prix observés dans cette zone. Prière de corriger ou de confirmer avec le QG. Attention ! Le prix unitaire d'achat (50 Fcfa) de Gombo frais en Tas (Petit) est relativement faible par rapport aux autres prix observés dans cette zone. Prière de corriger ou de confirmer avec le QG. Attention ! Le prix unitaire d'achat (50 Fcfa) de Manioc en tubercules en Morceau (Portion) (Petit) est relativement faible par rapport aux autres prix observés dans cette zone. Prière de corriger ou de confirmer avec le QG. Attention ! Le prix unitaire d'achat (50 Fcfa) de Poireau en Tas (Petit) est relativement faible par rapport aux autres prix observés dans cette zone. Prière de corriger ou de confirmer avec le QG. Attention ! Le prix unitaire d'achat (500 Fcfa) de Soumbala (moutarde africaine) en Sachets (Moyen) est relativement élevé par rapport aux autres prix observés dans cette zone. Prière de corriger ou de confirmer avec le QG. Attention ! Le prix unitaire d'achat (900 Fcfa) de Pastèque en Pièce (Moyen) est relativement faible par rapport aux autres prix observés dans cette zone. Prière de corriger ou de confirmer avec le QG. Avertissement!!! Le ménage a consommé 7 Verre ( à thé) taille unique de Thé en sachet, cette quantité semble anormale pour une consommation des 7 derniers jours.Les ménages consomment géneralement en sachet ou en paquet, prière de corriger ou de confirmer avec le QG. Attention ! Le prix unitaire d'achat (1000 Fcfa) de Thé en sachet en Paquet (Moyen) est relativement élevé par rapport aux autres prix observés dans cette zone. Prière de corriger ou de confirmer avec le QG. Incohérence!! Dans ce ménage, chaque individus consomme par jour 29.4146 Kg  de cereale; Prière de revoir les quantités prises de ces produits. Incohérence!! Dans ce ménage, chaque individus consomme par jour 29.4146 Kg  de cereale; Prière de revoir les quantités prises de ces produits. Incohérence!! Dans ce ménage, chaque individus consomme par jour 29.4146 Kg  de cereale; Prière de revoir les quantités prises de ces produits.</w:t>
+        <w:t>- Attention ! Le prix unitaire d'achat (150 Fcfa) de Carotte en Pièce (Moyen) est relativement élevé par rapport aux autres prix observés dans cette zone. Prière de corriger ou de confirmer avec le QG. Attention ! Le prix unitaire d'achat (50 Fcfa) de Feuilles de  Haricot en Tas (Petit) est relativement faible par rapport aux autres prix observés dans cette zone. Prière de corriger ou de confirmer avec le QG. Attention ! Le prix unitaire d'achat (50 Fcfa) de Manioc en tubercules en Morceau (Portion) (Petit) est relativement faible par rapport aux autres prix observés dans cette zone. Prière de corriger ou de confirmer avec le QG. Attention ! Le prix unitaire d'achat (500 Fcfa) de Capitaine frais en Pièce (Moyen) est relativement élevé par rapport aux autres prix observés dans cette zone. Prière de corriger ou de confirmer avec le QG. Avertissement!!! Le ménage a consommé 7 Verre ( à thé) taille unique de Thé en sachet, cette quantité semble anormale pour une consommation des 7 derniers jours.Les ménages consomment géneralement en sachet ou en paquet, prière de corriger ou de confirmer avec le QG. Incohérence!! Dans ce ménage, chaque individus consomme par jour 50.88683 Kg  de cereale; Prière de revoir les quantités prises de ces produits. Incohérence!! Dans ce ménage, chaque individus consomme par jour 50.88683 Kg  de cereale; Prière de revoir les quantités prises de ces produits. Incohérence!! Dans ce ménage, chaque individus consomme par jour 50.88683 Kg  de cereale; Prière de revoir les quantités prises de ces produits.</w:t>
       </w:r>
     </w:p>
     <w:p>
@@ -5607,7 +5128,7 @@
         <w:rPr>
           <w:sz w:val="20"/>
         </w:rPr>
-        <w:t>- La dernière fois que vous avez acheté Salaire du personnel de maison (gardien, boy, chauffeur, cuisinier, etc. ) est domestique et semble exister dans les modalités, prière de prendre attache avec le QG pour plus d'explication afin de la classer bien.</w:t>
+        <w:t>- La dernière fois que vous avez acheté Salaire du personnel de maison (gardien, boy, chauffeur, cuisinier, etc. ) est á domicile et semble exister dans les modalités, prière de prendre attache avec le QG pour plus d'explication afin de la classer bien.</w:t>
       </w:r>
     </w:p>
     <w:p>
@@ -5628,7 +5149,7 @@
         <w:rPr>
           <w:sz w:val="20"/>
         </w:rPr>
-        <w:t>- Le montant (FCFA) du loyer mensuel payé pour un logement comme le votre dans ce village/quartier est trop élevé, Veuillez s'il vous plaît corriger cette information.  En cas de coupure de courant du réseau, la source d’énergie que le ménage utilise est bougie et semble exister dans les modalités, prière de prendre attache avec le QG pour plus d'explication afin de la classer bien.</w:t>
+        <w:t>- En cas de coupure de courant du réseau, la source d’énergie que le ménage utilise est bougie et semble exister dans les modalités, prière de prendre attache avec le QG pour plus d'explication afin de la classer bien.</w:t>
       </w:r>
     </w:p>
     <w:p>
@@ -5649,9 +5170,7 @@
         <w:rPr>
           <w:sz w:val="20"/>
         </w:rPr>
-        <w:t xml:space="preserve">- Attention ! Bonbonne de gaz a été achété à 110000 Fcfa est relativement élevé par rapport aux autres prix d'achat observés dans cette zone. Prière de corriger ou de confirmer avec le QG. </w:t>
-        <w:br/>
-        <w:t xml:space="preserve">- Avertissement!!! Le prix d'achat (100000) de l'article  Armoires et autres meubles est inférieur aux prix de revente (750000)  avec l'âge du bien atteignant 7 ans. Prière de vérifier ou confirmer avec l'enquêté et mettre les bonnes valeurs après verification, s'il le faut. Attention ! Armoires et autres meubles a été revendu à 750000 Fcfa qui est relativement élevé par rapport aux autres prix de revente observés dans cette zone. Prière de corriger ou de confirmer avec le QG. </w:t>
+        <w:t xml:space="preserve">- Attention ! Armoires et autres meubles a été achété à 750000 Fcfa est relativement élevé par rapport aux autres prix d'achat observés dans cette zone. Prière de corriger ou de confirmer avec le QG. </w:t>
         <w:br/>
         <w:t>- Le prix d'achat de l'article  Téléphone fixe ne doit pas être égal 0 même si le ménage l'a reçu en cadeau prière de leurs aider à faire une estimations. Avertissement!!! Le prix d'achat (0) de l'article  Téléphone fixe est inférieur aux prix de revente (10000)  avec l'âge du bien atteignant 7 ans. Prière de vérifier ou confirmer avec l'enquêté et mettre les bonnes valeurs après verification, s'il le faut. Le prix d'achat de l'article  Téléphone fixe est nul (achété à 0fcfa) mais le prix de revente est different de 0 impossible, prière de verifier et corriger.</w:t>
       </w:r>
@@ -6041,27 +5560,6 @@
           <w:color w:val="4672C4"/>
           <w:sz w:val="22"/>
         </w:rPr>
-        <w:t>&gt;&gt; Section1 - Caracteristiques des membres</w:t>
-      </w:r>
-    </w:p>
-    <w:p>
-      <w:pPr>
-        <w:ind w:left="283"/>
-      </w:pPr>
-      <w:r>
-        <w:rPr>
-          <w:sz w:val="20"/>
-        </w:rPr>
-        <w:t>- Avertissement!!!  Adama sane  ne possède pas le téléphone android, a accès à l'internet , prière de confirmer cette information.</w:t>
-      </w:r>
-    </w:p>
-    <w:p>
-      <w:r>
-        <w:rPr>
-          <w:b/>
-          <w:color w:val="4672C4"/>
-          <w:sz w:val="22"/>
-        </w:rPr>
         <w:t>&gt;&gt; Section2 - Education</w:t>
       </w:r>
     </w:p>
@@ -6083,27 +5581,6 @@
           <w:color w:val="4672C4"/>
           <w:sz w:val="22"/>
         </w:rPr>
-        <w:t>&gt;&gt; Section4a - Emploi</w:t>
-      </w:r>
-    </w:p>
-    <w:p>
-      <w:pPr>
-        <w:ind w:left="283"/>
-      </w:pPr>
-      <w:r>
-        <w:rPr>
-          <w:sz w:val="20"/>
-        </w:rPr>
-        <w:t>- Adama sane fait vie des transferts émis par son mari pour subvenir principalement à ses besoins et semble exister dans les modalités, prière de prendre attache avec le QG pour plus d'explication afin de la classer bien.</w:t>
-      </w:r>
-    </w:p>
-    <w:p>
-      <w:r>
-        <w:rPr>
-          <w:b/>
-          <w:color w:val="4672C4"/>
-          <w:sz w:val="22"/>
-        </w:rPr>
         <w:t>&gt;&gt; Section7b - Consommation alimentaire - 7 jours</w:t>
       </w:r>
     </w:p>
@@ -6115,7 +5592,7 @@
         <w:rPr>
           <w:sz w:val="20"/>
         </w:rPr>
-        <w:t>- Attention ! Le prix unitaire d'achat (100 Fcfa) de Pain moderne (Baguette) en Morceau (Portion) (Moyen) est relativement élevé par rapport aux autres prix observés dans cette zone. Prière de corriger ou de confirmer avec le QG. Attention ! Le prix unitaire d'achat (250 Fcfa) de Mandarine/Clémentine en Sachets (Petit) est relativement faible par rapport aux autres prix observés dans cette zone. Prière de corriger ou de confirmer avec le QG. Attention ! Soupçons de quantité anormale! Le ménage de adama sane avec une taille de 1 personnes a consommé 2 Sachets en Petit de Mandarine/Clémentine qui est relativement élevé comme consommation par rapport à la condition de vie des autres ménages de même taille dans cette zone. Prière de corriger ou de confirmer avec le QG. Attention ! Le prix unitaire d'achat (400 Fcfa) de Poireau en Tas (Petit) est relativement élevé par rapport aux autres prix observés dans cette zone. Prière de corriger ou de confirmer avec le QG. Attention ! Le prix unitaire d'achat (400 Fcfa) de Poivron frais en Tas (Petit) est relativement élevé par rapport aux autres prix observés dans cette zone. Prière de corriger ou de confirmer avec le QG. Attention ! Le prix unitaire d'achat (500 Fcfa) de Vermicelles en Sachets industriel (Moyen) est relativement faible par rapport aux autres prix observés dans cette zone. Prière de corriger ou de confirmer avec le QG. Attention ! Soupçons de quantité anormale! Le ménage de adama sane avec une taille de 1 personnes a consommé 12 Sachets en Moyen de Lait caillé qui est relativement élevé comme consommation par rapport à la condition de vie des autres ménages de même taille dans cette zone. Prière de corriger ou de confirmer avec le QG. Le ménage a consommé .5 Sac (25 Kg) taille unique de Riz importé parfumé, cette quantité semble anormale pour une consommation des 7 derniers jours. prière de verifier et corriger ou confirmer avec le QG. Le prix d'achat unitaire (3.787879 Fcfa) de Vinaigre de vin en Bouteille 33cl de taille taille unique  est invraisemblable, prière de regarder les reponses prises dans les questions s07bq07a s07bq07b s07bq07c s07bq08 pour mieux corriger. Attention ! Le prix unitaire d'achat (3.787879 Fcfa) de Vinaigre de vin en Bouteille 33cl (taille unique) est relativement faible par rapport aux autres prix observés dans cette zone. Prière de corriger ou de confirmer avec le QG.</w:t>
+        <w:t>- Attention ! Le prix unitaire d'achat (100 Fcfa) de Pain moderne (Baguette) en Morceau (Portion) (Moyen) est relativement élevé par rapport aux autres prix observés dans cette zone. Prière de corriger ou de confirmer avec le QG. Attention ! Le prix unitaire d'achat (300 Fcfa) de Huile de soja  en Bouteille 33cl (taille unique) est relativement faible par rapport aux autres prix observés dans cette zone. Prière de corriger ou de confirmer avec le QG. Attention ! Le prix unitaire d'achat (400 Fcfa) de Poireau en Tas (Petit) est relativement élevé par rapport aux autres prix observés dans cette zone. Prière de corriger ou de confirmer avec le QG. Attention ! Le prix unitaire d'achat (400 Fcfa) de Poivron frais en Tas (Petit) est relativement élevé par rapport aux autres prix observés dans cette zone. Prière de corriger ou de confirmer avec le QG. Attention ! Le prix unitaire d'achat (666.6667 Fcfa) de Carpe frais en Pièce (Petit) est relativement élevé par rapport aux autres prix observés dans cette zone. Prière de corriger ou de confirmer avec le QG. Attention ! Soupçons de quantité anormale! Le ménage de adama sane avec une taille de 1 personnes a consommé 12 Sachets en Moyen de Lait caillé qui est relativement élevé comme consommation par rapport à la condition de vie des autres ménages de même taille dans cette zone. Prière de corriger ou de confirmer avec le QG. Attention ! Soupçons de quantité anormale! Le ménage de adama sane avec une taille de 1 personnes a consommé 2 Sachets en Petit de Mandarine/Clémentine qui est relativement élevé comme consommation par rapport à la condition de vie des autres ménages de même taille dans cette zone. Prière de corriger ou de confirmer avec le QG. Incohérence!! Dans ce ménage, chaque individus consomme par jour 406.0886 Kg  de cereale; Prière de revoir les quantités prises de ces produits. Le prix d'achat unitaire (3.787879 Fcfa) de Vinaigre de vin en Bouteille 33cl de taille taille unique  est invraisemblable, prière de regarder les reponses prises dans les questions s07bq07a s07bq07b s07bq07c s07bq08 pour mieux corriger. Attention ! Le prix unitaire d'achat (3.787879 Fcfa) de Vinaigre de vin en Bouteille 33cl (taille unique) est relativement faible par rapport aux autres prix observés dans cette zone. Prière de corriger ou de confirmer avec le QG.</w:t>
       </w:r>
     </w:p>
     <w:p>
@@ -6136,7 +5613,7 @@
         <w:rPr>
           <w:sz w:val="20"/>
         </w:rPr>
-        <w:t>- La dernière fois que vous avez acheté Frais de ramassage des ordures ménagères est boy pour ramasser les ordures et semble exister dans les modalités, prière de prendre attache avec le QG pour plus d'explication afin de la classer bien.</w:t>
+        <w:t>- La dernière fois que vous avez acheté Frais de ramassage des ordures ménagères est charretier et semble exister dans les modalités, prière de prendre attache avec le QG pour plus d'explication afin de la classer bien.</w:t>
       </w:r>
     </w:p>
     <w:p>
@@ -6619,9 +6096,7 @@
         <w:rPr>
           <w:sz w:val="20"/>
         </w:rPr>
-        <w:t xml:space="preserve">- Attention ! Le montant (20000 Fcfa) dépensé ou reçu en cadeau pour les cartes prépayées, les transferts de crédit et les abonnements de  Idrissa sano est relativement élevé par rapport aux autres montants depansés observés dans cette zone. Prière de corriger ou de confirmer avec le QG. </w:t>
-        <w:br/>
-        <w:t>- Attention ! Vous avez déclaré en s01q00 que le répondant est la personne elle-même, or Astou  coumba sano est trop jeune (10 ans) pour fournir des informations correctes. Prière de refaire la section 1 pour Astou  coumba sano en demandant à un adulte de répondre aux questions à sa place.</w:t>
+        <w:t>- Attention ! Le montant (10000 Fcfa) dépensé ou reçu en cadeau pour les cartes prépayées, les transferts de crédit et les abonnements de  Idrissa sano est relativement élevé par rapport aux autres montants depansés observés dans cette zone. Prière de corriger ou de confirmer avec le QG.</w:t>
       </w:r>
     </w:p>
     <w:p>
@@ -6694,7 +6169,7 @@
         <w:rPr>
           <w:sz w:val="20"/>
         </w:rPr>
-        <w:t>- Attention ! Le prix unitaire d'achat (1500 Fcfa) de Pastèque en Pièce (Moyen) est relativement élevé par rapport aux autres prix observés dans cette zone. Prière de corriger ou de confirmer avec le QG. Attention ! Le prix unitaire d'achat (50 Fcfa) de Aubergine   en Pièce (Petit) est relativement faible par rapport aux autres prix observés dans cette zone. Prière de corriger ou de confirmer avec le QG. Attention ! Le prix unitaire d'achat (50 Fcfa) de Poireau en Tas (Petit) est relativement faible par rapport aux autres prix observés dans cette zone. Prière de corriger ou de confirmer avec le QG. Attention ! Le prix unitaire d'achat (560 Fcfa) de Boissons gazeuses (Coca, Fanta, Vimto, Sprite, etc.) en Bouteille 1.5l (taille unique) est relativement faible par rapport aux autres prix observés dans cette zone. Prière de corriger ou de confirmer avec le QG. Avertissement!!! Le ménage a consommé 0.12 Boite (Autre que la boite/pot de tomate) Petit de Café en poudre soluble, cette quantité semble anormale pour une consommation des 7 derniers jours. prière de corriger ou de confirmer avec le QG. Avertissement!!! Le ménage a consommé 0.12 Kg taille unique de Lait en poudre, cette quantité semble anormale pour une consommation des 7 derniers jours. prière de corriger ou de confirmer avec le QG. Avertissement!!! Le ménage a consommé 20 Cuillère Petit de Chocolat pâte à tartiner, cette quantité semble anormale pour une consommation des 7 derniers jours.Prière de corriger ou de confirmer avec le QG. Avertissement!!! Le ménage a consommé 4 Paquet Petit de Thé en sachet, cette quantité semble anormale pour une consommation des 7 derniers jours.Prière de corriger ou de confirmer avec le QG. Incohérence!! Dans ce ménage, chaque individus consomme par jour 33.74166 Kg  de cereale; Prière de revoir les quantités prises de ces produits. Incohérence!! Dans ce ménage, chaque individus consomme par jour 33.74166 Kg  de cereale; Prière de revoir les quantités prises de ces produits. Incohérence!! Dans ce ménage, chaque individus consomme par jour 33.74166 Kg  de cereale; Prière de revoir les quantités prises de ces produits.</w:t>
+        <w:t>- Attention ! Le prix unitaire d'achat (500 Fcfa) de Chinchard (Tièkè Dièguè) en Tas (Petit) est relativement faible par rapport aux autres prix observés dans cette zone. Prière de corriger ou de confirmer avec le QG. Attention ! Le prix unitaire d'achat (500 Fcfa) de Salade (laitue) en Gousse (Petit) est relativement élevé par rapport aux autres prix observés dans cette zone. Prière de corriger ou de confirmer avec le QG. Avertissement!!! Le ménage a consommé 15 Cuillère Tres petit de Chocolat pâte à tartiner, cette quantité semble anormale pour une consommation des 7 derniers jours.Prière de corriger ou de confirmer avec le QG. Attention ! Soupçons de quantité anormale! Le ménage de IDRISSA SANO avec une taille de 6 personnes a consommé 15 Cuillère en Tres petit de Chocolat pâte à tartiner qui est relativement élevé comme consommation par rapport à la condition de vie des autres ménages de même taille dans cette zone. Prière de corriger ou de confirmer avec le QG. Avertissement!!! Le ménage a consommé 4 Paquet Petit de Thé en sachet, cette quantité semble anormale pour une consommation des 7 derniers jours.Prière de corriger ou de confirmer avec le QG.</w:t>
       </w:r>
     </w:p>
     <w:p>
@@ -6716,50 +6191,6 @@
           <w:sz w:val="20"/>
         </w:rPr>
         <w:t>- Avertissement!!! Le ménage de IDRISSA SANO a comme taille 6 personnes dont ils vivent à DAKAR Urbain et aucune d'entre ne possède une entreprise non agricole, prière de revoir cette partie de la section 10 de ce menage.</w:t>
-      </w:r>
-    </w:p>
-    <w:p>
-      <w:r>
-        <w:rPr>
-          <w:b/>
-          <w:color w:val="4672C4"/>
-          <w:sz w:val="22"/>
-        </w:rPr>
-        <w:t>&gt;&gt; Section11 - Caracteristiques logement</w:t>
-      </w:r>
-    </w:p>
-    <w:p>
-      <w:pPr>
-        <w:ind w:left="283"/>
-      </w:pPr>
-      <w:r>
-        <w:rPr>
-          <w:sz w:val="20"/>
-        </w:rPr>
-        <w:t>- Le montant (FCFA) du loyer mensuel payé pour un logement comme le votre dans ce village/quartier est trop élevé, Veuillez s'il vous plaît corriger cette information.</w:t>
-      </w:r>
-    </w:p>
-    <w:p>
-      <w:r>
-        <w:rPr>
-          <w:b/>
-          <w:color w:val="4672C4"/>
-          <w:sz w:val="22"/>
-        </w:rPr>
-        <w:t>&gt;&gt; Section12 - Actifs du menage</w:t>
-      </w:r>
-    </w:p>
-    <w:p>
-      <w:pPr>
-        <w:ind w:left="283"/>
-      </w:pPr>
-      <w:r>
-        <w:rPr>
-          <w:sz w:val="20"/>
-        </w:rPr>
-        <w:t xml:space="preserve">- Avertissement!!! Le prix d'achat (13000) de l'article  Bonbonne de gaz est inférieur aux prix de revente (15000)  avec l'âge du bien atteignant 7 ans. Prière de vérifier ou confirmer avec l'enquêté et mettre les bonnes valeurs après verification, s'il le faut. </w:t>
-        <w:br/>
-        <w:t>- Avertissement!!! Le prix d'achat (350000) de l'article  Salon  (Fauteuils et table basse) est inférieur aux prix de revente (500000)  avec l'âge du bien atteignant 10 ans. Prière de vérifier ou confirmer avec l'enquêté et mettre les bonnes valeurs après verification, s'il le faut.</w:t>
       </w:r>
     </w:p>
     <w:p>
@@ -7181,11 +6612,7 @@
         <w:rPr>
           <w:sz w:val="20"/>
         </w:rPr>
-        <w:t xml:space="preserve">- Avertissement!!!  Bruno Goudiabi  ne possède pas le téléphone android, a accès à l'internet , prière de confirmer cette information. </w:t>
-        <w:br/>
-        <w:t>-  Avertissement!!!  El hadji Badji  ne possède pas le téléphone android, a accès à l'internet , prière de confirmer cette information. Incohérence!! Le nombre d'année (9999) que El hadji Badji a vécu dans la localité est superieur à son âge (27) ou ne sait pas. Prière de corriger.</w:t>
-        <w:br/>
-        <w:t xml:space="preserve">-  Avertissement!!!  mariama sane  ne possède pas le téléphone android, a accès à l'internet , prière de confirmer cette information. </w:t>
+        <w:t>- Incohérence!! Le nombre d'année (9999) que El hadji Badji a vécu dans la localité est superieur à son âge (27) ou ne sait pas. Prière de corriger.</w:t>
         <w:br/>
         <w:t>- Les catégories socioprofessionnelles du père biologique de  Anna Goudiabi  ne sont pas coherentes, prière de corriger.  Avertissement!!!  Anna Goudiabi  ne possède pas le téléphone android, n'utilise régulièrement pas un téléphone appartenant à une autre personne mais a accès à l'internet, merci de confirmer cette information avec le QG.</w:t>
       </w:r>
@@ -7218,7 +6645,7 @@
         <w:br/>
         <w:t xml:space="preserve">- Peu probable! El hadji Badji  n'arrive pas  à comprendre un petit texte lu dans une langue locale (s02q03). Veuillez corriger ou donner des explications au QG. </w:t>
         <w:br/>
-        <w:t xml:space="preserve">- Peu probable! HElena Goudiabi  n'arrive pas  à comprendre un petit texte lu dans une langue locale (s02q03). Veuillez corriger ou donner des explications au QG.  Incohérence ! seulement les écoles gouvermentales paient les cotisations (Gouvernement, communauté, ONG ou organisation humanitaire). veuillez, s'il vous plait, confirmer cette information de HElena Goudiabi avec le QG ou apporter les corrections nécessaires. La filière de HElena Goudiabi est formation sante et semble exister dans les modalités, prière de prendre attache avec le QG pour plus d'explication afin de la classer bien. Le domaine que HElena Goudiabi bénéficié de cette formation est formation sante et semble exister dans les modalités, prière de prendre attache avec le QG pour plus d'explication afin de la classer bien. Attention ! Le frais de scolarité (500000 Fcfa) de HElena Goudiabi en 2ème année de Supérieur est relativement élevé par rapport aux autres frais de scolarités observés dans cette zone. Prière de corriger ou de confirmer avec le QG. </w:t>
+        <w:t xml:space="preserve">- Peu probable! HElena Goudiabi  n'arrive pas  à comprendre un petit texte lu dans une langue locale (s02q03). Veuillez corriger ou donner des explications au QG.  Incohérence ! seulement les écoles gouvermentales paient les cotisations (Gouvernement, communauté, ONG ou organisation humanitaire). veuillez, s'il vous plait, confirmer cette information de HElena Goudiabi avec le QG ou apporter les corrections nécessaires. La filière de HElena Goudiabi est formation sante et semble exister dans les modalités, prière de prendre attache avec le QG pour plus d'explication afin de la classer bien. Le domaine que HElena Goudiabi bénéficié de cette formation est formation sante et semble exister dans les modalités, prière de prendre attache avec le QG pour plus d'explication afin de la classer bien. </w:t>
         <w:br/>
         <w:t xml:space="preserve">- Peu probable! Jeanne  Goudiabi  n'arrive pas  à comprendre un petit texte lu dans une langue locale (s02q03). Veuillez corriger ou donner des explications au QG. </w:t>
         <w:br/>
@@ -7264,7 +6691,7 @@
         <w:rPr>
           <w:sz w:val="20"/>
         </w:rPr>
-        <w:t>- Attention ! Le prix unitaire d'achat (1000 Fcfa) de Poivron frais en Tas (Moyen) est relativement élevé par rapport aux autres prix observés dans cette zone. Prière de corriger ou de confirmer avec le QG. Attention ! Le prix unitaire d'achat (1500 Fcfa) de Lait en poudre en Kg (taille unique) est relativement faible par rapport aux autres prix observés dans cette zone. Prière de corriger ou de confirmer avec le QG. Attention ! Le prix unitaire d'achat (500 Fcfa) de Pastèque en Pièce (Moyen) est relativement faible par rapport aux autres prix observés dans cette zone. Prière de corriger ou de confirmer avec le QG. Avertissement!! La quantité (16.5 litre) du produit Huile de palme brute consommée  par le ménage semble très élevé, prière de corriger ou confirmer avec le QG. Attention ! Soupçons de quantité anormale! Le ménage de Mariama sane avec une taille de 8 personnes a consommé 16.5 Litre en taille unique de Huile de palme brute qui est relativement élevé comme consommation par rapport à la condition de vie des autres ménages de même taille dans cette zone. Prière de corriger ou de confirmer avec le QG. Avertissement!!! Le ménage a consommé 0.03 Kg taille unique de Poivre, cette quantité semble anormale pour une consommation des 7 derniers jours. prière de corriger ou de confirmer avec le QG. Attention ! Soupçons de quantité anormale! Le ménage de Mariama sane avec une taille de 8 personnes a consommé .03 Kg en taille unique de Poivre qui est relativement élevé comme consommation par rapport à la condition de vie des autres ménages de même taille dans cette zone. Prière de corriger ou de confirmer avec le QG. Avertissement!!! Le ménage a consommé 0.2 Sachets Moyen de Piment séché, cette quantité semble anormale pour une consommation des 7 derniers jours. prière de corriger ou de confirmer avec le QG. Avertissement!!! Le ménage a consommé 0.23 Kg taille unique de Ail, cette quantité semble anormale pour une consommation des 7 derniers jours. prière de corriger ou de confirmer avec le QG. Avertissement!!! Le ménage a consommé 0.23 Kg taille unique de Piment frais, cette quantité semble anormale pour une consommation des 7 derniers jours. prière de corriger ou de confirmer avec le QG. Avertissement!!! Le ménage a consommé 0.23 Kg taille unique de Poireau, cette quantité semble anormale pour une consommation des 7 derniers jours. prière de corriger ou de confirmer avec le QG. Avertissement!!!Le ménage a consommé 49 Boite de tomate/Pot de Petit de Riz local fumé (malo-woussou)  ce qui semble incoherent pour une consommation aucours des 7 derniers jours, prière de verifier et corriger. Difficile de consommer le Sel en Tas Petit prière de verifier.</w:t>
+        <w:t>- Attention ! Le prix unitaire d'achat (350 Fcfa) de Huile de palme brute en Bouteille 33cl (taille unique) est relativement faible par rapport aux autres prix observés dans cette zone. Prière de corriger ou de confirmer avec le QG. Attention ! Soupçons de quantité anormale! Le ménage de Mariama sane avec une taille de 8 personnes a consommé 1.65 Litre en taille unique de Huile de palme brute qui est relativement élevé comme consommation par rapport à la condition de vie des autres ménages de même taille dans cette zone. Prière de corriger ou de confirmer avec le QG. Attention ! Le prix unitaire d'achat (500 Fcfa) de Pastèque en Pièce (Moyen) est relativement faible par rapport aux autres prix observés dans cette zone. Prière de corriger ou de confirmer avec le QG. Attention ! Soupçons de quantité anormale! Le ménage de Mariama sane avec une taille de 8 personnes a consommé 3 Tas en Moyen de Chinchard (Tièkè Dièguè) qui est relativement élevé comme consommation par rapport à la condition de vie des autres ménages de même taille dans cette zone. Prière de corriger ou de confirmer avec le QG. Avertissement!!! Le ménage a consommé 0.23 Kg taille unique de Ail, cette quantité semble anormale pour une consommation des 7 derniers jours. prière de corriger ou de confirmer avec le QG. Avertissement!!! Le ménage a consommé 0.23 Kg taille unique de Piment frais, cette quantité semble anormale pour une consommation des 7 derniers jours. prière de corriger ou de confirmer avec le QG. Avertissement!!! Le ménage a consommé 0.23 Kg taille unique de Piment séché, cette quantité semble anormale pour une consommation des 7 derniers jours. prière de corriger ou de confirmer avec le QG. Avertissement!!! Le ménage a consommé 0.23 Kg taille unique de Poireau, cette quantité semble anormale pour une consommation des 7 derniers jours. prière de corriger ou de confirmer avec le QG. Incohérence!! Dans ce ménage, chaque individus consomme par jour 75.57786 Kg  de cereale; Prière de revoir les quantités prises de ces produits.</w:t>
       </w:r>
     </w:p>
     <w:p>
